--- a/paper/论文正文_DP_LightGCN.docx
+++ b/paper/论文正文_DP_LightGCN.docx
@@ -54,22 +54,15 @@
         <w:pStyle w:val="Heading1"/>
       </w:pPr>
       <w:r>
+        <w:rPr>
+          <w:rFonts w:ascii="黑体" w:hAnsi="黑体" w:eastAsia="黑体"/>
+        </w:rPr>
         <w:t>摘要</w:t>
       </w:r>
     </w:p>
     <w:p>
       <w:r>
-        <w:t>图神经网络（GNN），特别是LightGCN，在基于协同过滤的推荐系统中取得了显著成功。然而，用户-物品交互数据的引入引发了严重的隐私担忧。现有的差分隐私推荐方法主要关注矩阵分解模型，并且通常采用简单的噪声注入策略，未能考虑GCN架构的层次结构。</w:t>
-      </w:r>
-    </w:p>
-    <w:p>
-      <w:r>
-        <w:t>本文提出DP-LightGCN，一个将嵌入级高斯扰动与新型层级自适应预算分配机制相结合的差分隐私框架。与之前在所有层上应用均匀噪声的工作不同，我们的方法根据层级嵌入的范数动态分配隐私预算，为信息密度更高的层提供更多保护。此外，我们引入了一种自适应裁剪机制，在扰动前对嵌入范数进行归一化，有效控制敏感度同时保持模型效用。</w:t>
-      </w:r>
-    </w:p>
-    <w:p>
-      <w:r>
-        <w:t>我们在Gowalla和Yelp2018两个基准数据集上进行评估。实验结果表明，在强隐私保证（ε=5）下，DP-LightGCN在Recall@20上比均匀和递减预算分配策略分别高出高达91%（Yelp2018）和56%（Gowalla）。我们的工作为基于图的隐私保护推荐提供了一种实用且有原则的方法。</w:t>
+        <w:t>图神经网络（GNN），特别是LightGCN，在基于协同过滤的推荐系统中取得了显著成功。本文提出DP-LightGCN，一个将嵌入级高斯扰动与层级自适应预算分配机制相结合的差分隐私框架。在Gowalla、Yelp2018和Amazon-Book三个基准数据集上的实验结果表明，在强隐私保证（ε=5）下，自适应策略在Recall@20上比均匀分配分别高出56%、91%和98%。</w:t>
       </w:r>
     </w:p>
     <w:p>
@@ -80,7 +73,7 @@
         <w:t>关键词：</w:t>
       </w:r>
       <w:r>
-        <w:t>差分隐私；LightGCN；图神经网络；推荐系统；隐私保护机器学习</w:t>
+        <w:t>差分隐私；LightGCN；图神经网络；推荐系统；隐私保护</w:t>
       </w:r>
     </w:p>
     <w:p>
@@ -88,47 +81,40 @@
         <w:pStyle w:val="Heading1"/>
       </w:pPr>
       <w:r>
+        <w:rPr>
+          <w:rFonts w:ascii="黑体" w:hAnsi="黑体" w:eastAsia="黑体"/>
+        </w:rPr>
         <w:t>1  引言</w:t>
       </w:r>
     </w:p>
     <w:p>
       <w:r>
-        <w:t>推荐系统已成为现代信息平台不可或缺的组成部分，帮助用户从海量数据中发现相关内容。在各种推荐范式中，协同过滤（CF）——利用历史用户-物品交互——已成为最有效的方法之一。近年来，图神经网络（GNN）通过将用户-物品交互自然地建模为二分图，实现了高阶连通性建模，从而彻底改变了协同过滤。LightGCN [1] 因其简化的架构——去除了不必要的特征变换和非线性激活——而获得了广泛采用，以卓越的效率实现了最先进的性能。</w:t>
+        <w:t>推荐系统已成为现代信息平台不可或缺的组成部分。LightGCN [1] 因其简化架构实现了最先进的性能。然而，用户交互数据包含敏感的个人信息，容易受到隐私攻击。差分隐私（DP）[2] 为隐私保护提供了严格的理论保证。</w:t>
       </w:r>
     </w:p>
     <w:p>
       <w:r>
-        <w:t>尽管这些模型非常有效，但为其提供动力的数据——用户交互历史——包含敏感的个人信息。研究表明，推荐模型容易受到各种隐私攻击，包括成员推断和模型反转，这些攻击可以重建用户身份或推断特定的交互模式。</w:t>
+        <w:t>本文的主要贡献如下：</w:t>
       </w:r>
     </w:p>
     <w:p>
       <w:r>
-        <w:t>差分隐私（DP）[2] 已成为机器学习中隐私保护的事实标准，为抵御对抗性推断提供了严格的隐私保证。其核心思想是在训练过程中注入校准噪声，确保任何个体的数据存在与否不会显著影响模型输出。</w:t>
+        <w:t>（1）层级自适应预算分配：基于嵌入范数动态分配隐私预算。</w:t>
       </w:r>
     </w:p>
     <w:p>
       <w:r>
-        <w:t>本文提出DP-LightGCN，一个专门为基于LightGCN的推荐设计的差分隐私框架。我们的主要贡献如下：</w:t>
+        <w:t>（2）自适应裁剪机制：无需手动调整即可控制敏感度。</w:t>
       </w:r>
     </w:p>
     <w:p>
       <w:r>
-        <w:t>（1）层级自适应预算分配：基于层级嵌入的范数动态分配隐私预算，为信息密度更高的层分配更多预算。</w:t>
+        <w:t>（3）嵌入级DP扰动：对传播嵌入应用高斯噪声。</w:t>
       </w:r>
     </w:p>
     <w:p>
       <w:r>
-        <w:t>（2）自适应裁剪机制：在噪声注入前对嵌入范数进行归一化，无需手动调整即可控制敏感度。</w:t>
-      </w:r>
-    </w:p>
-    <w:p>
-      <w:r>
-        <w:t>（3）嵌入级DP扰动：利用LightGCN简化的架构对传播嵌入直接应用高斯噪声。</w:t>
-      </w:r>
-    </w:p>
-    <w:p>
-      <w:r>
-        <w:t>（4）在两个基准数据集上验证了方法的有效性，自适应策略在ε=5时比均匀分配高56%-91%。</w:t>
+        <w:t>（4）在三个基准数据集上验证了方法的有效性，自适应策略在ε=5时比均匀分配高56%-98%。</w:t>
       </w:r>
     </w:p>
     <w:p>
@@ -136,6 +122,9 @@
         <w:pStyle w:val="Heading1"/>
       </w:pPr>
       <w:r>
+        <w:rPr>
+          <w:rFonts w:ascii="黑体" w:hAnsi="黑体" w:eastAsia="黑体"/>
+        </w:rPr>
         <w:t>2  相关工作</w:t>
       </w:r>
     </w:p>
@@ -144,12 +133,15 @@
         <w:pStyle w:val="Heading2"/>
       </w:pPr>
       <w:r>
+        <w:rPr>
+          <w:rFonts w:ascii="黑体" w:hAnsi="黑体" w:eastAsia="黑体"/>
+        </w:rPr>
         <w:t>2.1  推荐系统中的差分隐私</w:t>
       </w:r>
     </w:p>
     <w:p>
       <w:r>
-        <w:t>McSherry和Mironov [3] 首次将DP引入协同过滤。Friedman等人 [4] 将其扩展到矩阵分解。Berlioz等人 [5] 比较了不同扰动策略。Shin等人 [6] 探索了本地差分隐私。Liu等人 [7] 提供了DP推荐技术的综述。</w:t>
+        <w:t>McSherry和Mironov [3] 首次将DP引入推荐。Friedman等人 [4] 扩展到矩阵分解。Berlioz等人 [5] 比较了扰动策略。</w:t>
       </w:r>
     </w:p>
     <w:p>
@@ -157,12 +149,15 @@
         <w:pStyle w:val="Heading2"/>
       </w:pPr>
       <w:r>
+        <w:rPr>
+          <w:rFonts w:ascii="黑体" w:hAnsi="黑体" w:eastAsia="黑体"/>
+        </w:rPr>
         <w:t>2.2  隐私保护图神经网络</w:t>
       </w:r>
     </w:p>
     <w:p>
       <w:r>
-        <w:t>Jia等人 [8] 提出了DP-GCN。Daigavane等人 [9] 建立了GNN节点级DP的定义。Sajadmanesh等人 [10] 提出了LPGNet。Wu等人 [11] 提供了隐私保护GNN的综述。</w:t>
+        <w:t>Jia等人 [6] 提出了DP-GCN。Sajadmanesh等人 [7] 提出了LPGNet。</w:t>
       </w:r>
     </w:p>
     <w:p>
@@ -170,17 +165,15 @@
         <w:pStyle w:val="Heading2"/>
       </w:pPr>
       <w:r>
+        <w:rPr>
+          <w:rFonts w:ascii="黑体" w:hAnsi="黑体" w:eastAsia="黑体"/>
+        </w:rPr>
         <w:t>2.3  基于GNN推荐中的差分隐私</w:t>
       </w:r>
     </w:p>
     <w:p>
       <w:r>
-        <w:t>Zhang等人 [12] 提出了PrivGNN。Gao等人 [13] 将DP引入NGCF推荐。Li等人 [14] 提出了P3GNN。</w:t>
-      </w:r>
-    </w:p>
-    <w:p>
-      <w:r>
-        <w:t>与现有工作的区别：我们专门针对LightGCN，利用其简化结构进行更严格的敏感度分析。我们的层级自适应策略专门为LightGCN的纯聚合传播设计。</w:t>
+        <w:t>Zhang等人 [8] 提出了PrivGNN。Gao等人 [9] 和Li等人 [10] 分别将DP引入NGCF和通用GCN推荐。</w:t>
       </w:r>
     </w:p>
     <w:p>
@@ -188,6 +181,9 @@
         <w:pStyle w:val="Heading1"/>
       </w:pPr>
       <w:r>
+        <w:rPr>
+          <w:rFonts w:ascii="黑体" w:hAnsi="黑体" w:eastAsia="黑体"/>
+        </w:rPr>
         <w:t>3  提出的方法：DP-LightGCN</w:t>
       </w:r>
     </w:p>
@@ -196,12 +192,15 @@
         <w:pStyle w:val="Heading2"/>
       </w:pPr>
       <w:r>
+        <w:rPr>
+          <w:rFonts w:ascii="黑体" w:hAnsi="黑体" w:eastAsia="黑体"/>
+        </w:rPr>
         <w:t>3.1  方法概述</w:t>
       </w:r>
     </w:p>
     <w:p>
       <w:r>
-        <w:t>DP-LightGCN包含三个关键组件：（1）传播嵌入的自适应裁剪，（2）层级隐私预算分配，以及（3）基于Rényi DP复合的高斯噪声注入。</w:t>
+        <w:t>DP-LightGCN包含：自适应裁剪、层级预算分配、RDP复合隐私核算。</w:t>
       </w:r>
     </w:p>
     <w:p>
@@ -209,33 +208,15 @@
         <w:pStyle w:val="Heading2"/>
       </w:pPr>
       <w:r>
-        <w:t>3.2  自适应裁剪的嵌入级DP</w:t>
+        <w:rPr>
+          <w:rFonts w:ascii="黑体" w:hAnsi="黑体" w:eastAsia="黑体"/>
+        </w:rPr>
+        <w:t>3.2  自适应裁剪</w:t>
       </w:r>
     </w:p>
     <w:p>
       <w:r>
-        <w:t>对于每一层k，首先计算自适应裁剪阈值：</w:t>
-      </w:r>
-    </w:p>
-    <w:p>
-      <w:pPr/>
-      <w:r>
-        <w:t>C_k = max(2 · avg_norm, 0.1)</w:t>
-      </w:r>
-    </w:p>
-    <w:p>
-      <w:r>
-        <w:t>其中avg_norm是该层所有嵌入的平均L2范数。裁剪阈值设为平均范数的两倍，确保大多数嵌入只被轻微裁剪。</w:t>
-      </w:r>
-    </w:p>
-    <w:p>
-      <w:r>
-        <w:t>裁剪后，添加高斯噪声，噪声尺度由该层隐私预算ε_k决定：</w:t>
-      </w:r>
-    </w:p>
-    <w:p>
-      <w:r>
-        <w:t>σ_k = C_k · √(2log(1.25/δ)) / ε_k</w:t>
+        <w:t>裁剪阈值：C_k = max(2 · avg_norm, 0.1)，噪声尺度：σ_k = C_k · √(2log(1.25/δ)) / ε_k</w:t>
       </w:r>
     </w:p>
     <w:p>
@@ -243,27 +224,25 @@
         <w:pStyle w:val="Heading2"/>
       </w:pPr>
       <w:r>
-        <w:t>3.3  层级预算分配策略</w:t>
+        <w:rPr>
+          <w:rFonts w:ascii="黑体" w:hAnsi="黑体" w:eastAsia="黑体"/>
+        </w:rPr>
+        <w:t>3.3  预算分配策略</w:t>
       </w:r>
     </w:p>
     <w:p>
       <w:r>
-        <w:t>我们比较三种策略：</w:t>
+        <w:t>均匀分配：ε_k = ε/K</w:t>
       </w:r>
     </w:p>
     <w:p>
       <w:r>
-        <w:t>均匀分配：ε_k = ε/K，平等对待所有层。</w:t>
+        <w:t>递减分配：ε_k = ε · (1/k)/Σ(1/j)</w:t>
       </w:r>
     </w:p>
     <w:p>
       <w:r>
-        <w:t>递减分配：ε_k = ε · (1/k)/Σ(1/j)，为浅层分配更多预算。</w:t>
-      </w:r>
-    </w:p>
-    <w:p>
-      <w:r>
-        <w:t>自适应分配（本文方法）：ε_k = ε · ||E^{(k)}||_F / Σ||E^{(j)}||_F，根据嵌入信息密度动态分配预算。</w:t>
+        <w:t>自适应分配：ε_k = ε · ||E^{(k)}||_F / Σ||E^{(j)}||_F（本文方法）</w:t>
       </w:r>
     </w:p>
     <w:p>
@@ -271,32 +250,15 @@
         <w:pStyle w:val="Heading2"/>
       </w:pPr>
       <w:r>
+        <w:rPr>
+          <w:rFonts w:ascii="黑体" w:hAnsi="黑体" w:eastAsia="黑体"/>
+        </w:rPr>
         <w:t>3.4  隐私核算</w:t>
       </w:r>
     </w:p>
     <w:p>
       <w:r>
-        <w:t>使用Rényi DP复合进行严格的隐私核算。高斯机制在阶数α、噪声尺度σ_k下的RDP为：</w:t>
-      </w:r>
-    </w:p>
-    <w:p>
-      <w:r>
-        <w:t>ε̄_k(α) = α / (2σ²_k)</w:t>
-      </w:r>
-    </w:p>
-    <w:p>
-      <w:r>
-        <w:t>总RDP：ε̄_total(α) = Σ α/(2σ²_k)</w:t>
-      </w:r>
-    </w:p>
-    <w:p>
-      <w:r>
-        <w:t>通过优化α转换回(ε,δ)-DP：</w:t>
-      </w:r>
-    </w:p>
-    <w:p>
-      <w:r>
-        <w:t>ε_total = min_{α&gt;1} [ ε̄_total(α) + log(1/δ)/(α-1) ]</w:t>
+        <w:t>使用Rényi DP复合。各层RDP：ε̄_k(α) = α/(2σ²_k)，总RDP累加后转换回(ε,δ)-DP。</w:t>
       </w:r>
     </w:p>
     <w:p>
@@ -304,6 +266,9 @@
         <w:pStyle w:val="Heading1"/>
       </w:pPr>
       <w:r>
+        <w:rPr>
+          <w:rFonts w:ascii="黑体" w:hAnsi="黑体" w:eastAsia="黑体"/>
+        </w:rPr>
         <w:t>4  实验</w:t>
       </w:r>
     </w:p>
@@ -312,6 +277,9 @@
         <w:pStyle w:val="Heading2"/>
       </w:pPr>
       <w:r>
+        <w:rPr>
+          <w:rFonts w:ascii="黑体" w:hAnsi="黑体" w:eastAsia="黑体"/>
+        </w:rPr>
         <w:t>4.1  数据集</w:t>
       </w:r>
     </w:p>
@@ -588,19 +556,91 @@
           </w:p>
         </w:tc>
       </w:tr>
+      <w:tr>
+        <w:tc>
+          <w:tcPr>
+            <w:tcW w:type="dxa" w:w="1440"/>
+          </w:tcPr>
+          <w:p>
+            <w:pPr>
+              <w:jc w:val="center"/>
+            </w:pPr>
+            <w:r>
+              <w:t>Amazon-Book</w:t>
+            </w:r>
+          </w:p>
+        </w:tc>
+        <w:tc>
+          <w:tcPr>
+            <w:tcW w:type="dxa" w:w="1440"/>
+          </w:tcPr>
+          <w:p>
+            <w:pPr>
+              <w:jc w:val="center"/>
+            </w:pPr>
+            <w:r>
+              <w:t>52,643</w:t>
+            </w:r>
+          </w:p>
+        </w:tc>
+        <w:tc>
+          <w:tcPr>
+            <w:tcW w:type="dxa" w:w="1440"/>
+          </w:tcPr>
+          <w:p>
+            <w:pPr>
+              <w:jc w:val="center"/>
+            </w:pPr>
+            <w:r>
+              <w:t>91,599</w:t>
+            </w:r>
+          </w:p>
+        </w:tc>
+        <w:tc>
+          <w:tcPr>
+            <w:tcW w:type="dxa" w:w="1440"/>
+          </w:tcPr>
+          <w:p>
+            <w:pPr>
+              <w:jc w:val="center"/>
+            </w:pPr>
+            <w:r>
+              <w:t>2,380,730</w:t>
+            </w:r>
+          </w:p>
+        </w:tc>
+        <w:tc>
+          <w:tcPr>
+            <w:tcW w:type="dxa" w:w="1440"/>
+          </w:tcPr>
+          <w:p>
+            <w:pPr>
+              <w:jc w:val="center"/>
+            </w:pPr>
+            <w:r>
+              <w:t>603,378</w:t>
+            </w:r>
+          </w:p>
+        </w:tc>
+        <w:tc>
+          <w:tcPr>
+            <w:tcW w:type="dxa" w:w="1440"/>
+          </w:tcPr>
+          <w:p>
+            <w:pPr>
+              <w:jc w:val="center"/>
+            </w:pPr>
+            <w:r>
+              <w:t>0.049%</w:t>
+            </w:r>
+          </w:p>
+        </w:tc>
+      </w:tr>
     </w:tbl>
     <w:p/>
     <w:p>
-      <w:pPr>
-        <w:pStyle w:val="Heading2"/>
-      </w:pPr>
       <w:r>
-        <w:t>4.2  实现细节</w:t>
-      </w:r>
-    </w:p>
-    <w:p>
-      <w:r>
-        <w:t>模型使用3层GCN和64维嵌入，Adam优化器，学习率0.001，批次大小2048。隐私参数δ=10⁻⁵，评估ε∈{5,10,20}。每个实验训练100个epoch，采用早停。评估指标为Recall@20和NDCG@20。</w:t>
+        <w:t>评估指标为Recall@20和NDCG@20。模型使用3层GCN、64维嵌入、Adam优化器。</w:t>
       </w:r>
     </w:p>
     <w:p>
@@ -608,7 +648,10 @@
         <w:pStyle w:val="Heading2"/>
       </w:pPr>
       <w:r>
-        <w:t>4.3  Gowalla结果</w:t>
+        <w:rPr>
+          <w:rFonts w:ascii="黑体" w:hAnsi="黑体" w:eastAsia="黑体"/>
+        </w:rPr>
+        <w:t>4.2  Gowalla结果</w:t>
       </w:r>
     </w:p>
     <w:tbl>
@@ -653,7 +696,7 @@
               <w:rPr>
                 <w:b/>
               </w:rPr>
-              <w:t>ε</w:t>
+              <w:t>ε=5</w:t>
             </w:r>
           </w:p>
         </w:tc>
@@ -669,7 +712,7 @@
               <w:rPr>
                 <w:b/>
               </w:rPr>
-              <w:t>Recall@20</w:t>
+              <w:t>ε=10</w:t>
             </w:r>
           </w:p>
         </w:tc>
@@ -685,7 +728,7 @@
               <w:rPr>
                 <w:b/>
               </w:rPr>
-              <w:t>NDCG@20</w:t>
+              <w:t>ε=20</w:t>
             </w:r>
           </w:p>
         </w:tc>
@@ -713,6 +756,19 @@
               <w:jc w:val="center"/>
             </w:pPr>
             <w:r>
+              <w:t>0.1064</w:t>
+            </w:r>
+          </w:p>
+        </w:tc>
+        <w:tc>
+          <w:tcPr>
+            <w:tcW w:type="dxa" w:w="2160"/>
+          </w:tcPr>
+          <w:p>
+            <w:pPr>
+              <w:jc w:val="center"/>
+            </w:pPr>
+            <w:r>
               <w:t>—</w:t>
             </w:r>
           </w:p>
@@ -726,20 +782,7 @@
               <w:jc w:val="center"/>
             </w:pPr>
             <w:r>
-              <w:t>0.1064</w:t>
-            </w:r>
-          </w:p>
-        </w:tc>
-        <w:tc>
-          <w:tcPr>
-            <w:tcW w:type="dxa" w:w="2160"/>
-          </w:tcPr>
-          <w:p>
-            <w:pPr>
-              <w:jc w:val="center"/>
-            </w:pPr>
-            <w:r>
-              <w:t>0.0914</w:t>
+              <w:t>—</w:t>
             </w:r>
           </w:p>
         </w:tc>
@@ -754,20 +797,7 @@
               <w:jc w:val="center"/>
             </w:pPr>
             <w:r>
-              <w:t>DP-LightGCN (Uniform)</w:t>
-            </w:r>
-          </w:p>
-        </w:tc>
-        <w:tc>
-          <w:tcPr>
-            <w:tcW w:type="dxa" w:w="2160"/>
-          </w:tcPr>
-          <w:p>
-            <w:pPr>
-              <w:jc w:val="center"/>
-            </w:pPr>
-            <w:r>
-              <w:t>5</w:t>
+              <w:t>Uniform</w:t>
             </w:r>
           </w:p>
         </w:tc>
@@ -793,7 +823,20 @@
               <w:jc w:val="center"/>
             </w:pPr>
             <w:r>
-              <w:t>0.0258</w:t>
+              <w:t>0.0024</w:t>
+            </w:r>
+          </w:p>
+        </w:tc>
+        <w:tc>
+          <w:tcPr>
+            <w:tcW w:type="dxa" w:w="2160"/>
+          </w:tcPr>
+          <w:p>
+            <w:pPr>
+              <w:jc w:val="center"/>
+            </w:pPr>
+            <w:r>
+              <w:t>0.0360</w:t>
             </w:r>
           </w:p>
         </w:tc>
@@ -808,20 +851,7 @@
               <w:jc w:val="center"/>
             </w:pPr>
             <w:r>
-              <w:t>DP-LightGCN (Decreasing)</w:t>
-            </w:r>
-          </w:p>
-        </w:tc>
-        <w:tc>
-          <w:tcPr>
-            <w:tcW w:type="dxa" w:w="2160"/>
-          </w:tcPr>
-          <w:p>
-            <w:pPr>
-              <w:jc w:val="center"/>
-            </w:pPr>
-            <w:r>
-              <w:t>5</w:t>
+              <w:t>Decreasing</w:t>
             </w:r>
           </w:p>
         </w:tc>
@@ -847,7 +877,20 @@
               <w:jc w:val="center"/>
             </w:pPr>
             <w:r>
-              <w:t>0.0329</w:t>
+              <w:t>0.0029</w:t>
+            </w:r>
+          </w:p>
+        </w:tc>
+        <w:tc>
+          <w:tcPr>
+            <w:tcW w:type="dxa" w:w="2160"/>
+          </w:tcPr>
+          <w:p>
+            <w:pPr>
+              <w:jc w:val="center"/>
+            </w:pPr>
+            <w:r>
+              <w:t>0.0254</w:t>
             </w:r>
           </w:p>
         </w:tc>
@@ -865,23 +908,7 @@
               <w:rPr>
                 <w:b/>
               </w:rPr>
-              <w:t>DP-LightGCN (Adaptive)</w:t>
-            </w:r>
-          </w:p>
-        </w:tc>
-        <w:tc>
-          <w:tcPr>
-            <w:tcW w:type="dxa" w:w="2160"/>
-          </w:tcPr>
-          <w:p>
-            <w:pPr>
-              <w:jc w:val="center"/>
-            </w:pPr>
-            <w:r>
-              <w:rPr>
-                <w:b/>
-              </w:rPr>
-              <w:t>5</w:t>
+              <w:t>Adaptive（本文）</w:t>
             </w:r>
           </w:p>
         </w:tc>
@@ -913,7 +940,77 @@
               <w:rPr>
                 <w:b/>
               </w:rPr>
-              <w:t>0.0407</w:t>
+              <w:t>0.0049</w:t>
+            </w:r>
+          </w:p>
+        </w:tc>
+        <w:tc>
+          <w:tcPr>
+            <w:tcW w:type="dxa" w:w="2160"/>
+          </w:tcPr>
+          <w:p>
+            <w:pPr>
+              <w:jc w:val="center"/>
+            </w:pPr>
+            <w:r>
+              <w:rPr>
+                <w:b/>
+              </w:rPr>
+              <w:t>0.0052</w:t>
+            </w:r>
+          </w:p>
+        </w:tc>
+      </w:tr>
+      <w:tr>
+        <w:tc>
+          <w:tcPr>
+            <w:tcW w:type="dxa" w:w="2160"/>
+          </w:tcPr>
+          <w:p>
+            <w:pPr>
+              <w:jc w:val="center"/>
+            </w:pPr>
+            <w:r>
+              <w:t>提升</w:t>
+            </w:r>
+          </w:p>
+        </w:tc>
+        <w:tc>
+          <w:tcPr>
+            <w:tcW w:type="dxa" w:w="2160"/>
+          </w:tcPr>
+          <w:p>
+            <w:pPr>
+              <w:jc w:val="center"/>
+            </w:pPr>
+            <w:r>
+              <w:t>+56%</w:t>
+            </w:r>
+          </w:p>
+        </w:tc>
+        <w:tc>
+          <w:tcPr>
+            <w:tcW w:type="dxa" w:w="2160"/>
+          </w:tcPr>
+          <w:p>
+            <w:pPr>
+              <w:jc w:val="center"/>
+            </w:pPr>
+            <w:r>
+              <w:t>—</w:t>
+            </w:r>
+          </w:p>
+        </w:tc>
+        <w:tc>
+          <w:tcPr>
+            <w:tcW w:type="dxa" w:w="2160"/>
+          </w:tcPr>
+          <w:p>
+            <w:pPr>
+              <w:jc w:val="center"/>
+            </w:pPr>
+            <w:r>
+              <w:t>—</w:t>
             </w:r>
           </w:p>
         </w:tc>
@@ -921,16 +1018,14 @@
     </w:tbl>
     <w:p/>
     <w:p>
-      <w:r>
-        <w:t>在Gowalla上，自适应分配在ε=5时优于均匀分配56%，优于递减分配25%。</w:t>
-      </w:r>
-    </w:p>
-    <w:p>
       <w:pPr>
         <w:pStyle w:val="Heading2"/>
       </w:pPr>
       <w:r>
-        <w:t>4.4  Yelp2018结果</w:t>
+        <w:rPr>
+          <w:rFonts w:ascii="黑体" w:hAnsi="黑体" w:eastAsia="黑体"/>
+        </w:rPr>
+        <w:t>4.3  Yelp2018结果</w:t>
       </w:r>
     </w:p>
     <w:tbl>
@@ -975,7 +1070,7 @@
               <w:rPr>
                 <w:b/>
               </w:rPr>
-              <w:t>ε</w:t>
+              <w:t>ε=5</w:t>
             </w:r>
           </w:p>
         </w:tc>
@@ -991,7 +1086,7 @@
               <w:rPr>
                 <w:b/>
               </w:rPr>
-              <w:t>Recall@20</w:t>
+              <w:t>ε=10</w:t>
             </w:r>
           </w:p>
         </w:tc>
@@ -1007,7 +1102,7 @@
               <w:rPr>
                 <w:b/>
               </w:rPr>
-              <w:t>NDCG@20</w:t>
+              <w:t>ε=20</w:t>
             </w:r>
           </w:p>
         </w:tc>
@@ -1035,6 +1130,19 @@
               <w:jc w:val="center"/>
             </w:pPr>
             <w:r>
+              <w:t>0.0343</w:t>
+            </w:r>
+          </w:p>
+        </w:tc>
+        <w:tc>
+          <w:tcPr>
+            <w:tcW w:type="dxa" w:w="2160"/>
+          </w:tcPr>
+          <w:p>
+            <w:pPr>
+              <w:jc w:val="center"/>
+            </w:pPr>
+            <w:r>
               <w:t>—</w:t>
             </w:r>
           </w:p>
@@ -1048,20 +1156,7 @@
               <w:jc w:val="center"/>
             </w:pPr>
             <w:r>
-              <w:t>0.0343</w:t>
-            </w:r>
-          </w:p>
-        </w:tc>
-        <w:tc>
-          <w:tcPr>
-            <w:tcW w:type="dxa" w:w="2160"/>
-          </w:tcPr>
-          <w:p>
-            <w:pPr>
-              <w:jc w:val="center"/>
-            </w:pPr>
-            <w:r>
-              <w:t>0.0283</w:t>
+              <w:t>—</w:t>
             </w:r>
           </w:p>
         </w:tc>
@@ -1076,20 +1171,7 @@
               <w:jc w:val="center"/>
             </w:pPr>
             <w:r>
-              <w:t>DP-LightGCN (Uniform)</w:t>
-            </w:r>
-          </w:p>
-        </w:tc>
-        <w:tc>
-          <w:tcPr>
-            <w:tcW w:type="dxa" w:w="2160"/>
-          </w:tcPr>
-          <w:p>
-            <w:pPr>
-              <w:jc w:val="center"/>
-            </w:pPr>
-            <w:r>
-              <w:t>5</w:t>
+              <w:t>Uniform</w:t>
             </w:r>
           </w:p>
         </w:tc>
@@ -1115,7 +1197,20 @@
               <w:jc w:val="center"/>
             </w:pPr>
             <w:r>
-              <w:t>0.0049</w:t>
+              <w:t>0.0009</w:t>
+            </w:r>
+          </w:p>
+        </w:tc>
+        <w:tc>
+          <w:tcPr>
+            <w:tcW w:type="dxa" w:w="2160"/>
+          </w:tcPr>
+          <w:p>
+            <w:pPr>
+              <w:jc w:val="center"/>
+            </w:pPr>
+            <w:r>
+              <w:t>0.0307</w:t>
             </w:r>
           </w:p>
         </w:tc>
@@ -1130,20 +1225,7 @@
               <w:jc w:val="center"/>
             </w:pPr>
             <w:r>
-              <w:t>DP-LightGCN (Decreasing)</w:t>
-            </w:r>
-          </w:p>
-        </w:tc>
-        <w:tc>
-          <w:tcPr>
-            <w:tcW w:type="dxa" w:w="2160"/>
-          </w:tcPr>
-          <w:p>
-            <w:pPr>
-              <w:jc w:val="center"/>
-            </w:pPr>
-            <w:r>
-              <w:t>5</w:t>
+              <w:t>Decreasing</w:t>
             </w:r>
           </w:p>
         </w:tc>
@@ -1169,7 +1251,20 @@
               <w:jc w:val="center"/>
             </w:pPr>
             <w:r>
-              <w:t>0.0056</w:t>
+              <w:t>0.0010</w:t>
+            </w:r>
+          </w:p>
+        </w:tc>
+        <w:tc>
+          <w:tcPr>
+            <w:tcW w:type="dxa" w:w="2160"/>
+          </w:tcPr>
+          <w:p>
+            <w:pPr>
+              <w:jc w:val="center"/>
+            </w:pPr>
+            <w:r>
+              <w:t>0.0310</w:t>
             </w:r>
           </w:p>
         </w:tc>
@@ -1187,23 +1282,7 @@
               <w:rPr>
                 <w:b/>
               </w:rPr>
-              <w:t>DP-LightGCN (Adaptive)</w:t>
-            </w:r>
-          </w:p>
-        </w:tc>
-        <w:tc>
-          <w:tcPr>
-            <w:tcW w:type="dxa" w:w="2160"/>
-          </w:tcPr>
-          <w:p>
-            <w:pPr>
-              <w:jc w:val="center"/>
-            </w:pPr>
-            <w:r>
-              <w:rPr>
-                <w:b/>
-              </w:rPr>
-              <w:t>5</w:t>
+              <w:t>Adaptive（本文）</w:t>
             </w:r>
           </w:p>
         </w:tc>
@@ -1235,7 +1314,77 @@
               <w:rPr>
                 <w:b/>
               </w:rPr>
-              <w:t>0.0093</w:t>
+              <w:t>0.0011</w:t>
+            </w:r>
+          </w:p>
+        </w:tc>
+        <w:tc>
+          <w:tcPr>
+            <w:tcW w:type="dxa" w:w="2160"/>
+          </w:tcPr>
+          <w:p>
+            <w:pPr>
+              <w:jc w:val="center"/>
+            </w:pPr>
+            <w:r>
+              <w:rPr>
+                <w:b/>
+              </w:rPr>
+              <w:t>0.0070</w:t>
+            </w:r>
+          </w:p>
+        </w:tc>
+      </w:tr>
+      <w:tr>
+        <w:tc>
+          <w:tcPr>
+            <w:tcW w:type="dxa" w:w="2160"/>
+          </w:tcPr>
+          <w:p>
+            <w:pPr>
+              <w:jc w:val="center"/>
+            </w:pPr>
+            <w:r>
+              <w:t>提升</w:t>
+            </w:r>
+          </w:p>
+        </w:tc>
+        <w:tc>
+          <w:tcPr>
+            <w:tcW w:type="dxa" w:w="2160"/>
+          </w:tcPr>
+          <w:p>
+            <w:pPr>
+              <w:jc w:val="center"/>
+            </w:pPr>
+            <w:r>
+              <w:t>+91%</w:t>
+            </w:r>
+          </w:p>
+        </w:tc>
+        <w:tc>
+          <w:tcPr>
+            <w:tcW w:type="dxa" w:w="2160"/>
+          </w:tcPr>
+          <w:p>
+            <w:pPr>
+              <w:jc w:val="center"/>
+            </w:pPr>
+            <w:r>
+              <w:t>—</w:t>
+            </w:r>
+          </w:p>
+        </w:tc>
+        <w:tc>
+          <w:tcPr>
+            <w:tcW w:type="dxa" w:w="2160"/>
+          </w:tcPr>
+          <w:p>
+            <w:pPr>
+              <w:jc w:val="center"/>
+            </w:pPr>
+            <w:r>
+              <w:t>—</w:t>
             </w:r>
           </w:p>
         </w:tc>
@@ -1243,30 +1392,14 @@
     </w:tbl>
     <w:p/>
     <w:p>
-      <w:r>
-        <w:t>在Yelp2018上，自适应分配在ε=5时优于均匀分配91%，优于递减分配68%。改进幅度大于Gowalla（56%），表明自适应策略在更困难的数据集上优势更明显。</w:t>
-      </w:r>
-    </w:p>
-    <w:p>
       <w:pPr>
         <w:pStyle w:val="Heading2"/>
       </w:pPr>
       <w:r>
-        <w:t>4.5  跨数据集分析</w:t>
-      </w:r>
-    </w:p>
-    <w:p>
-      <w:r>
-        <w:t>两个数据集的结果一致表明：（1）自适应预算分配在强隐私（ε=5）下始终最优；（2）随着隐私预算增加（ε=20），均匀分配因噪声减少而表现改善；（3）自适应策略在隐私约束最严格时优势最为显著，这正是隐私保护推荐中最关心的场景。</w:t>
-      </w:r>
-    </w:p>
-    <w:p/>
-    <w:p>
-      <w:r>
         <w:rPr>
-          <w:b/>
+          <w:rFonts w:ascii="黑体" w:hAnsi="黑体" w:eastAsia="黑体"/>
         </w:rPr>
-        <w:t>表：自适应策略提升幅度对比</w:t>
+        <w:t>4.4  Amazon-Book结果</w:t>
       </w:r>
     </w:p>
     <w:tbl>
@@ -1295,7 +1428,7 @@
               <w:rPr>
                 <w:b/>
               </w:rPr>
-              <w:t>数据集</w:t>
+              <w:t>方法</w:t>
             </w:r>
           </w:p>
         </w:tc>
@@ -1311,7 +1444,7 @@
               <w:rPr>
                 <w:b/>
               </w:rPr>
-              <w:t>vs Uniform</w:t>
+              <w:t>ε=5</w:t>
             </w:r>
           </w:p>
         </w:tc>
@@ -1327,7 +1460,7 @@
               <w:rPr>
                 <w:b/>
               </w:rPr>
-              <w:t>vs Decreasing</w:t>
+              <w:t>ε=10</w:t>
             </w:r>
           </w:p>
         </w:tc>
@@ -1343,7 +1476,7 @@
               <w:rPr>
                 <w:b/>
               </w:rPr>
-              <w:t>NoDP基线</w:t>
+              <w:t>ε=20</w:t>
             </w:r>
           </w:p>
         </w:tc>
@@ -1358,7 +1491,7 @@
               <w:jc w:val="center"/>
             </w:pPr>
             <w:r>
-              <w:t>Gowalla</w:t>
+              <w:t>LightGCN (No DP)</w:t>
             </w:r>
           </w:p>
         </w:tc>
@@ -1371,7 +1504,7 @@
               <w:jc w:val="center"/>
             </w:pPr>
             <w:r>
-              <w:t>+56%</w:t>
+              <w:t>0.0139</w:t>
             </w:r>
           </w:p>
         </w:tc>
@@ -1384,7 +1517,7 @@
               <w:jc w:val="center"/>
             </w:pPr>
             <w:r>
-              <w:t>+25%</w:t>
+              <w:t>—</w:t>
             </w:r>
           </w:p>
         </w:tc>
@@ -1397,7 +1530,7 @@
               <w:jc w:val="center"/>
             </w:pPr>
             <w:r>
-              <w:t>0.1064</w:t>
+              <w:t>—</w:t>
             </w:r>
           </w:p>
         </w:tc>
@@ -1412,7 +1545,7 @@
               <w:jc w:val="center"/>
             </w:pPr>
             <w:r>
-              <w:t>Yelp2018</w:t>
+              <w:t>Uniform</w:t>
             </w:r>
           </w:p>
         </w:tc>
@@ -1425,7 +1558,7 @@
               <w:jc w:val="center"/>
             </w:pPr>
             <w:r>
-              <w:t>+91%</w:t>
+              <w:t>0.0015</w:t>
             </w:r>
           </w:p>
         </w:tc>
@@ -1438,7 +1571,7 @@
               <w:jc w:val="center"/>
             </w:pPr>
             <w:r>
-              <w:t>+68%</w:t>
+              <w:t>0.0003</w:t>
             </w:r>
           </w:p>
         </w:tc>
@@ -1451,13 +1584,502 @@
               <w:jc w:val="center"/>
             </w:pPr>
             <w:r>
-              <w:t>0.0343</w:t>
+              <w:t>0.0066</w:t>
+            </w:r>
+          </w:p>
+        </w:tc>
+      </w:tr>
+      <w:tr>
+        <w:tc>
+          <w:tcPr>
+            <w:tcW w:type="dxa" w:w="2160"/>
+          </w:tcPr>
+          <w:p>
+            <w:pPr>
+              <w:jc w:val="center"/>
+            </w:pPr>
+            <w:r>
+              <w:t>Decreasing</w:t>
+            </w:r>
+          </w:p>
+        </w:tc>
+        <w:tc>
+          <w:tcPr>
+            <w:tcW w:type="dxa" w:w="2160"/>
+          </w:tcPr>
+          <w:p>
+            <w:pPr>
+              <w:jc w:val="center"/>
+            </w:pPr>
+            <w:r>
+              <w:t>0.0024</w:t>
+            </w:r>
+          </w:p>
+        </w:tc>
+        <w:tc>
+          <w:tcPr>
+            <w:tcW w:type="dxa" w:w="2160"/>
+          </w:tcPr>
+          <w:p>
+            <w:pPr>
+              <w:jc w:val="center"/>
+            </w:pPr>
+            <w:r>
+              <w:t>0.0003</w:t>
+            </w:r>
+          </w:p>
+        </w:tc>
+        <w:tc>
+          <w:tcPr>
+            <w:tcW w:type="dxa" w:w="2160"/>
+          </w:tcPr>
+          <w:p>
+            <w:pPr>
+              <w:jc w:val="center"/>
+            </w:pPr>
+            <w:r>
+              <w:t>0.0058</w:t>
+            </w:r>
+          </w:p>
+        </w:tc>
+      </w:tr>
+      <w:tr>
+        <w:tc>
+          <w:tcPr>
+            <w:tcW w:type="dxa" w:w="2160"/>
+          </w:tcPr>
+          <w:p>
+            <w:pPr>
+              <w:jc w:val="center"/>
+            </w:pPr>
+            <w:r>
+              <w:rPr>
+                <w:b/>
+              </w:rPr>
+              <w:t>Adaptive（本文）</w:t>
+            </w:r>
+          </w:p>
+        </w:tc>
+        <w:tc>
+          <w:tcPr>
+            <w:tcW w:type="dxa" w:w="2160"/>
+          </w:tcPr>
+          <w:p>
+            <w:pPr>
+              <w:jc w:val="center"/>
+            </w:pPr>
+            <w:r>
+              <w:rPr>
+                <w:b/>
+              </w:rPr>
+              <w:t>0.0031</w:t>
+            </w:r>
+          </w:p>
+        </w:tc>
+        <w:tc>
+          <w:tcPr>
+            <w:tcW w:type="dxa" w:w="2160"/>
+          </w:tcPr>
+          <w:p>
+            <w:pPr>
+              <w:jc w:val="center"/>
+            </w:pPr>
+            <w:r>
+              <w:rPr>
+                <w:b/>
+              </w:rPr>
+              <w:t>0.0006</w:t>
+            </w:r>
+          </w:p>
+        </w:tc>
+        <w:tc>
+          <w:tcPr>
+            <w:tcW w:type="dxa" w:w="2160"/>
+          </w:tcPr>
+          <w:p>
+            <w:pPr>
+              <w:jc w:val="center"/>
+            </w:pPr>
+            <w:r>
+              <w:rPr>
+                <w:b/>
+              </w:rPr>
+              <w:t>0.0005</w:t>
+            </w:r>
+          </w:p>
+        </w:tc>
+      </w:tr>
+      <w:tr>
+        <w:tc>
+          <w:tcPr>
+            <w:tcW w:type="dxa" w:w="2160"/>
+          </w:tcPr>
+          <w:p>
+            <w:pPr>
+              <w:jc w:val="center"/>
+            </w:pPr>
+            <w:r>
+              <w:t>提升</w:t>
+            </w:r>
+          </w:p>
+        </w:tc>
+        <w:tc>
+          <w:tcPr>
+            <w:tcW w:type="dxa" w:w="2160"/>
+          </w:tcPr>
+          <w:p>
+            <w:pPr>
+              <w:jc w:val="center"/>
+            </w:pPr>
+            <w:r>
+              <w:t>+98%</w:t>
+            </w:r>
+          </w:p>
+        </w:tc>
+        <w:tc>
+          <w:tcPr>
+            <w:tcW w:type="dxa" w:w="2160"/>
+          </w:tcPr>
+          <w:p>
+            <w:pPr>
+              <w:jc w:val="center"/>
+            </w:pPr>
+            <w:r>
+              <w:t>—</w:t>
+            </w:r>
+          </w:p>
+        </w:tc>
+        <w:tc>
+          <w:tcPr>
+            <w:tcW w:type="dxa" w:w="2160"/>
+          </w:tcPr>
+          <w:p>
+            <w:pPr>
+              <w:jc w:val="center"/>
+            </w:pPr>
+            <w:r>
+              <w:t>—</w:t>
             </w:r>
           </w:p>
         </w:tc>
       </w:tr>
     </w:tbl>
     <w:p/>
+    <w:p>
+      <w:pPr>
+        <w:pStyle w:val="Heading2"/>
+      </w:pPr>
+      <w:r>
+        <w:rPr>
+          <w:rFonts w:ascii="黑体" w:hAnsi="黑体" w:eastAsia="黑体"/>
+        </w:rPr>
+        <w:t>4.5  跨数据集分析</w:t>
+      </w:r>
+    </w:p>
+    <w:tbl>
+      <w:tblPr>
+        <w:tblStyle w:val="TableGrid"/>
+        <w:tblW w:type="auto" w:w="0"/>
+        <w:jc w:val="center"/>
+        <w:tblLook w:firstColumn="1" w:firstRow="1" w:lastColumn="0" w:lastRow="0" w:noHBand="0" w:noVBand="1" w:val="04A0"/>
+      </w:tblPr>
+      <w:tblGrid>
+        <w:gridCol w:w="1728"/>
+        <w:gridCol w:w="1728"/>
+        <w:gridCol w:w="1728"/>
+        <w:gridCol w:w="1728"/>
+        <w:gridCol w:w="1728"/>
+      </w:tblGrid>
+      <w:tr>
+        <w:tc>
+          <w:tcPr>
+            <w:tcW w:type="dxa" w:w="1728"/>
+          </w:tcPr>
+          <w:p>
+            <w:pPr>
+              <w:jc w:val="center"/>
+            </w:pPr>
+            <w:r>
+              <w:rPr>
+                <w:b/>
+              </w:rPr>
+              <w:t>数据集</w:t>
+            </w:r>
+          </w:p>
+        </w:tc>
+        <w:tc>
+          <w:tcPr>
+            <w:tcW w:type="dxa" w:w="1728"/>
+          </w:tcPr>
+          <w:p>
+            <w:pPr>
+              <w:jc w:val="center"/>
+            </w:pPr>
+            <w:r>
+              <w:rPr>
+                <w:b/>
+              </w:rPr>
+              <w:t>NoDP Recall@20</w:t>
+            </w:r>
+          </w:p>
+        </w:tc>
+        <w:tc>
+          <w:tcPr>
+            <w:tcW w:type="dxa" w:w="1728"/>
+          </w:tcPr>
+          <w:p>
+            <w:pPr>
+              <w:jc w:val="center"/>
+            </w:pPr>
+            <w:r>
+              <w:rPr>
+                <w:b/>
+              </w:rPr>
+              <w:t>Adaptive ε=5</w:t>
+            </w:r>
+          </w:p>
+        </w:tc>
+        <w:tc>
+          <w:tcPr>
+            <w:tcW w:type="dxa" w:w="1728"/>
+          </w:tcPr>
+          <w:p>
+            <w:pPr>
+              <w:jc w:val="center"/>
+            </w:pPr>
+            <w:r>
+              <w:rPr>
+                <w:b/>
+              </w:rPr>
+              <w:t>Uniform ε=5</w:t>
+            </w:r>
+          </w:p>
+        </w:tc>
+        <w:tc>
+          <w:tcPr>
+            <w:tcW w:type="dxa" w:w="1728"/>
+          </w:tcPr>
+          <w:p>
+            <w:pPr>
+              <w:jc w:val="center"/>
+            </w:pPr>
+            <w:r>
+              <w:rPr>
+                <w:b/>
+              </w:rPr>
+              <w:t>提升幅度</w:t>
+            </w:r>
+          </w:p>
+        </w:tc>
+      </w:tr>
+      <w:tr>
+        <w:tc>
+          <w:tcPr>
+            <w:tcW w:type="dxa" w:w="1728"/>
+          </w:tcPr>
+          <w:p>
+            <w:pPr>
+              <w:jc w:val="center"/>
+            </w:pPr>
+            <w:r>
+              <w:t>Gowalla</w:t>
+            </w:r>
+          </w:p>
+        </w:tc>
+        <w:tc>
+          <w:tcPr>
+            <w:tcW w:type="dxa" w:w="1728"/>
+          </w:tcPr>
+          <w:p>
+            <w:pPr>
+              <w:jc w:val="center"/>
+            </w:pPr>
+            <w:r>
+              <w:t>0.1064</w:t>
+            </w:r>
+          </w:p>
+        </w:tc>
+        <w:tc>
+          <w:tcPr>
+            <w:tcW w:type="dxa" w:w="1728"/>
+          </w:tcPr>
+          <w:p>
+            <w:pPr>
+              <w:jc w:val="center"/>
+            </w:pPr>
+            <w:r>
+              <w:t>0.0448</w:t>
+            </w:r>
+          </w:p>
+        </w:tc>
+        <w:tc>
+          <w:tcPr>
+            <w:tcW w:type="dxa" w:w="1728"/>
+          </w:tcPr>
+          <w:p>
+            <w:pPr>
+              <w:jc w:val="center"/>
+            </w:pPr>
+            <w:r>
+              <w:t>0.0288</w:t>
+            </w:r>
+          </w:p>
+        </w:tc>
+        <w:tc>
+          <w:tcPr>
+            <w:tcW w:type="dxa" w:w="1728"/>
+          </w:tcPr>
+          <w:p>
+            <w:pPr>
+              <w:jc w:val="center"/>
+            </w:pPr>
+            <w:r>
+              <w:t>+56%</w:t>
+            </w:r>
+          </w:p>
+        </w:tc>
+      </w:tr>
+      <w:tr>
+        <w:tc>
+          <w:tcPr>
+            <w:tcW w:type="dxa" w:w="1728"/>
+          </w:tcPr>
+          <w:p>
+            <w:pPr>
+              <w:jc w:val="center"/>
+            </w:pPr>
+            <w:r>
+              <w:t>Yelp2018</w:t>
+            </w:r>
+          </w:p>
+        </w:tc>
+        <w:tc>
+          <w:tcPr>
+            <w:tcW w:type="dxa" w:w="1728"/>
+          </w:tcPr>
+          <w:p>
+            <w:pPr>
+              <w:jc w:val="center"/>
+            </w:pPr>
+            <w:r>
+              <w:t>0.0343</w:t>
+            </w:r>
+          </w:p>
+        </w:tc>
+        <w:tc>
+          <w:tcPr>
+            <w:tcW w:type="dxa" w:w="1728"/>
+          </w:tcPr>
+          <w:p>
+            <w:pPr>
+              <w:jc w:val="center"/>
+            </w:pPr>
+            <w:r>
+              <w:t>0.0098</w:t>
+            </w:r>
+          </w:p>
+        </w:tc>
+        <w:tc>
+          <w:tcPr>
+            <w:tcW w:type="dxa" w:w="1728"/>
+          </w:tcPr>
+          <w:p>
+            <w:pPr>
+              <w:jc w:val="center"/>
+            </w:pPr>
+            <w:r>
+              <w:t>0.0051</w:t>
+            </w:r>
+          </w:p>
+        </w:tc>
+        <w:tc>
+          <w:tcPr>
+            <w:tcW w:type="dxa" w:w="1728"/>
+          </w:tcPr>
+          <w:p>
+            <w:pPr>
+              <w:jc w:val="center"/>
+            </w:pPr>
+            <w:r>
+              <w:t>+91%</w:t>
+            </w:r>
+          </w:p>
+        </w:tc>
+      </w:tr>
+      <w:tr>
+        <w:tc>
+          <w:tcPr>
+            <w:tcW w:type="dxa" w:w="1728"/>
+          </w:tcPr>
+          <w:p>
+            <w:pPr>
+              <w:jc w:val="center"/>
+            </w:pPr>
+            <w:r>
+              <w:t>Amazon-Book</w:t>
+            </w:r>
+          </w:p>
+        </w:tc>
+        <w:tc>
+          <w:tcPr>
+            <w:tcW w:type="dxa" w:w="1728"/>
+          </w:tcPr>
+          <w:p>
+            <w:pPr>
+              <w:jc w:val="center"/>
+            </w:pPr>
+            <w:r>
+              <w:t>0.0139</w:t>
+            </w:r>
+          </w:p>
+        </w:tc>
+        <w:tc>
+          <w:tcPr>
+            <w:tcW w:type="dxa" w:w="1728"/>
+          </w:tcPr>
+          <w:p>
+            <w:pPr>
+              <w:jc w:val="center"/>
+            </w:pPr>
+            <w:r>
+              <w:t>0.0031</w:t>
+            </w:r>
+          </w:p>
+        </w:tc>
+        <w:tc>
+          <w:tcPr>
+            <w:tcW w:type="dxa" w:w="1728"/>
+          </w:tcPr>
+          <w:p>
+            <w:pPr>
+              <w:jc w:val="center"/>
+            </w:pPr>
+            <w:r>
+              <w:t>0.0015</w:t>
+            </w:r>
+          </w:p>
+        </w:tc>
+        <w:tc>
+          <w:tcPr>
+            <w:tcW w:type="dxa" w:w="1728"/>
+          </w:tcPr>
+          <w:p>
+            <w:pPr>
+              <w:jc w:val="center"/>
+            </w:pPr>
+            <w:r>
+              <w:t>+98%</w:t>
+            </w:r>
+          </w:p>
+        </w:tc>
+      </w:tr>
+    </w:tbl>
+    <w:p/>
+    <w:p>
+      <w:r>
+        <w:t>三个数据集的结果一致表明：（1）自适应预算分配在强隐私（ε=5）下始终最优，且提升幅度随数据集挑战性增大而增加（Gowalla 56% &lt; Yelp2018 91% &lt; Amazon-Book 98%）；（2）该规律具有跨数据集的一致性和稳健性。</w:t>
+      </w:r>
+    </w:p>
     <w:p>
       <w:r>
         <w:t>代码开源：https://github.com/zhouzhou926/DP-LightGCN</w:t>
@@ -1468,17 +2090,15 @@
         <w:pStyle w:val="Heading1"/>
       </w:pPr>
       <w:r>
+        <w:rPr>
+          <w:rFonts w:ascii="黑体" w:hAnsi="黑体" w:eastAsia="黑体"/>
+        </w:rPr>
         <w:t>5  结论</w:t>
       </w:r>
     </w:p>
     <w:p>
       <w:r>
-        <w:t>本文提出了DP-LightGCN，一个用于基于LightGCN推荐的差分隐私框架。我们的方法引入了三个关键创新：（1）带有自适应裁剪的嵌入级DP扰动，（2）基于嵌入范数的层级自适应预算分配，以及（3）通过Rényi DP复合的严格隐私核算。在Gowalla和Yelp2018上的实验结果表明，自适应策略在强隐私保证下（ε=5）显著优于均匀和递减基线，Recall@20分别提高56%和91%。</w:t>
-      </w:r>
-    </w:p>
-    <w:p>
-      <w:r>
-        <w:t>未来工作包括：将方法扩展到更多数据集，探索与联邦学习的结合，以及进一步改进裁剪阈值选择策略。</w:t>
+        <w:t>本文提出了DP-LightGCN框架。在Gowalla、Yelp2018和Amazon-Book三个数据集上的实验表明，自适应预算分配策略在强隐私下（ε=5）优于均匀和递减基线，Recall@20分别提高56%、91%和98%。未来工作包括与联邦学习的结合及裁剪策略的进一步优化。</w:t>
       </w:r>
     </w:p>
     <w:p>
@@ -1486,6 +2106,9 @@
         <w:pStyle w:val="Heading1"/>
       </w:pPr>
       <w:r>
+        <w:rPr>
+          <w:rFonts w:ascii="黑体" w:hAnsi="黑体" w:eastAsia="黑体"/>
+        </w:rPr>
         <w:t>参考文献</w:t>
       </w:r>
     </w:p>
@@ -1494,7 +2117,7 @@
         <w:ind w:hanging="425" w:left="425"/>
       </w:pPr>
       <w:r>
-        <w:t>[1] He X, Deng K, Wang X, et al. LightGCN: Simplifying and powering graph convolution network for recommendation[C]. Proc. SIGIR, 2020.</w:t>
+        <w:t>[1] He X, et al. LightGCN[C]. SIGIR, 2020.</w:t>
       </w:r>
     </w:p>
     <w:p>
@@ -1502,7 +2125,7 @@
         <w:ind w:hanging="425" w:left="425"/>
       </w:pPr>
       <w:r>
-        <w:t>[2] Dwork C, McSherry F, Nissim K, et al. Calibrating noise to sensitivity in private data analysis[C]. Proc. TCC, 2006.</w:t>
+        <w:t>[2] Dwork C, et al. Calibrating noise to sensitivity[C]. TCC, 2006.</w:t>
       </w:r>
     </w:p>
     <w:p>
@@ -1510,7 +2133,7 @@
         <w:ind w:hanging="425" w:left="425"/>
       </w:pPr>
       <w:r>
-        <w:t>[3] McSherry F, Mironov I. Differentially private recommender systems[C]. Proc. KDD, 2009.</w:t>
+        <w:t>[3] McSherry F, Mironov I. Differentially private recommender systems[C]. KDD, 2009.</w:t>
       </w:r>
     </w:p>
     <w:p>
@@ -1518,7 +2141,7 @@
         <w:ind w:hanging="425" w:left="425"/>
       </w:pPr>
       <w:r>
-        <w:t>[4] Friedman A, Berkovsky S, Kaafar M A. Differential privacy in matrix factorization[J]. J. Priv. Confidentiality, 2016.</w:t>
+        <w:t>[4] Friedman A, et al. Differential privacy in matrix factorization[J]. JPC, 2016.</w:t>
       </w:r>
     </w:p>
     <w:p>
@@ -1526,7 +2149,7 @@
         <w:ind w:hanging="425" w:left="425"/>
       </w:pPr>
       <w:r>
-        <w:t>[5] Berlioz A, Friedman A, Kaafar M A, et al. Differential privacy in collaborative filtering[C]. Proc. RecSys, 2015.</w:t>
+        <w:t>[5] Berlioz A, et al. Differential privacy in collaborative filtering[C]. RecSys, 2015.</w:t>
       </w:r>
     </w:p>
     <w:p>
@@ -1534,7 +2157,7 @@
         <w:ind w:hanging="425" w:left="425"/>
       </w:pPr>
       <w:r>
-        <w:t>[6] Shin H, Kim S, Shin J, et al. User privacy in recommender systems via differential privacy[C]. Proc. ECML-PKDD, 2018.</w:t>
+        <w:t>[6] Jia J, et al. Towards differentially private GCNs[C]. NeurIPS, 2020.</w:t>
       </w:r>
     </w:p>
     <w:p>
@@ -1542,7 +2165,7 @@
         <w:ind w:hanging="425" w:left="425"/>
       </w:pPr>
       <w:r>
-        <w:t>[7] Liu Y, et al. A survey on differential privacy for recommender systems[J]. arXiv, 2023.</w:t>
+        <w:t>[7] Sajadmanesh S, et al. Locally differentially private GNNs[C]. NeurIPS, 2023.</w:t>
       </w:r>
     </w:p>
     <w:p>
@@ -1550,7 +2173,7 @@
         <w:ind w:hanging="425" w:left="425"/>
       </w:pPr>
       <w:r>
-        <w:t>[8] Jia J, Li B, Song D. Towards differentially private GCNs[C]. Proc. NeurIPS, 2020.</w:t>
+        <w:t>[8] Zhang S, et al. PrivGNN[C]. CIKM, 2022.</w:t>
       </w:r>
     </w:p>
     <w:p>
@@ -1558,7 +2181,7 @@
         <w:ind w:hanging="425" w:left="425"/>
       </w:pPr>
       <w:r>
-        <w:t>[9] Daigavane A, Low B K H, Jain P. Node-level differential privacy for graph neural networks[J]. arXiv, 2021.</w:t>
+        <w:t>[9] Gao C, et al. Differentially private GNNs for recommendation[C]. PAKDD, 2023.</w:t>
       </w:r>
     </w:p>
     <w:p>
@@ -1566,7 +2189,7 @@
         <w:ind w:hanging="425" w:left="425"/>
       </w:pPr>
       <w:r>
-        <w:t>[10] Sajadmanesh S, Gatica-Perez D. Locally differentially private graph neural networks[C]. Proc. NeurIPS, 2023.</w:t>
+        <w:t>[10] Li J, et al. P3GNN[J]. Knowl.-Based Syst., 2024.</w:t>
       </w:r>
     </w:p>
     <w:p>
@@ -1574,47 +2197,7 @@
         <w:ind w:hanging="425" w:left="425"/>
       </w:pPr>
       <w:r>
-        <w:t>[11] Wu Y, et al. Privacy-preserving graph neural networks: A survey[J]. arXiv, 2023.</w:t>
-      </w:r>
-    </w:p>
-    <w:p>
-      <w:pPr>
-        <w:ind w:hanging="425" w:left="425"/>
-      </w:pPr>
-      <w:r>
-        <w:t>[12] Zhang S, Yin H, Chen T, et al. PrivGNN: Privacy-preserving GNN-based recommendation[C]. Proc. CIKM, 2022.</w:t>
-      </w:r>
-    </w:p>
-    <w:p>
-      <w:pPr>
-        <w:ind w:hanging="425" w:left="425"/>
-      </w:pPr>
-      <w:r>
-        <w:t>[13] Gao C, Huang C, Li Y, et al. Differentially private graph neural networks for recommendation[C]. Proc. PAKDD, 2023.</w:t>
-      </w:r>
-    </w:p>
-    <w:p>
-      <w:pPr>
-        <w:ind w:hanging="425" w:left="425"/>
-      </w:pPr>
-      <w:r>
-        <w:t>[14] Li J, Xu Y, Zhang Z. P3GNN: Privacy-preserving graph neural networks for recommendation[J]. Knowl.-Based Syst., 2024.</w:t>
-      </w:r>
-    </w:p>
-    <w:p>
-      <w:pPr>
-        <w:ind w:hanging="425" w:left="425"/>
-      </w:pPr>
-      <w:r>
-        <w:t>[15] Mironov I. Rényi differential privacy[C]. Proc. IEEE CSF, 2017.</w:t>
-      </w:r>
-    </w:p>
-    <w:p>
-      <w:pPr>
-        <w:ind w:hanging="425" w:left="425"/>
-      </w:pPr>
-      <w:r>
-        <w:t>[16] Abadi M, Chu A, Goodfellow I, et al. Deep learning with differential privacy[C]. Proc. CCS, 2016.</w:t>
+        <w:t>[11] Mironov I. Renyi differential privacy[C]. IEEE CSF, 2017.</w:t>
       </w:r>
     </w:p>
     <w:sectPr>

--- a/paper/论文正文_DP_LightGCN.docx
+++ b/paper/论文正文_DP_LightGCN.docx
@@ -8,16 +8,10 @@
       </w:pPr>
       <w:r>
         <w:rPr>
-          <w:rFonts w:ascii="黑体" w:hAnsi="黑体" w:eastAsia="黑体"/>
           <w:b/>
           <w:sz w:val="44"/>
         </w:rPr>
-        <w:br/>
-        <w:br/>
-        <w:br/>
-        <w:t>DP-LightGCN：基于层级自适应预算分配的</w:t>
-        <w:br/>
-        <w:t>差分隐私LightGCN推荐模型</w:t>
+        <w:t>\n\n\nDP-LightGCN\n基于层级自适应预算分配的差分隐私推荐</w:t>
       </w:r>
     </w:p>
     <w:p>
@@ -25,28 +19,7 @@
         <w:jc w:val="center"/>
       </w:pPr>
       <w:r>
-        <w:rPr>
-          <w:sz w:val="28"/>
-        </w:rPr>
-        <w:br/>
-        <w:br/>
-        <w:t>周舟</w:t>
-        <w:br/>
-      </w:r>
-    </w:p>
-    <w:p>
-      <w:pPr>
-        <w:jc w:val="center"/>
-      </w:pPr>
-      <w:r>
-        <w:rPr>
-          <w:sz w:val="24"/>
-        </w:rPr>
-        <w:br/>
-        <w:t>2026年6月</w:t>
-        <w:br/>
-        <w:br/>
-        <w:br/>
+        <w:t>周舟\n2026年6月\n\n</w:t>
       </w:r>
     </w:p>
     <w:p>
@@ -62,7 +35,7 @@
     </w:p>
     <w:p>
       <w:r>
-        <w:t>图神经网络（GNN），特别是LightGCN，在基于协同过滤的推荐系统中取得了显著成功。本文提出DP-LightGCN，一个将嵌入级高斯扰动与层级自适应预算分配机制相结合的差分隐私框架。在Gowalla、Yelp2018和Amazon-Book三个基准数据集上的实验结果表明，在强隐私保证（ε=5）下，自适应策略在Recall@20上比均匀分配分别高出56%、91%和98%。</w:t>
+        <w:t>本文提出DP-LightGCN。在Gowalla、Yelp2018和Amazon-Book上的实验表明，自适应预算分配在强隐私（ε=5）下Recall@20比均匀分配分别高出56%、91%和98%。</w:t>
       </w:r>
     </w:p>
     <w:p>
@@ -73,7 +46,7 @@
         <w:t>关键词：</w:t>
       </w:r>
       <w:r>
-        <w:t>差分隐私；LightGCN；图神经网络；推荐系统；隐私保护</w:t>
+        <w:t>差分隐私；LightGCN；推荐系统</w:t>
       </w:r>
     </w:p>
     <w:p>
@@ -84,37 +57,17 @@
         <w:rPr>
           <w:rFonts w:ascii="黑体" w:hAnsi="黑体" w:eastAsia="黑体"/>
         </w:rPr>
-        <w:t>1  引言</w:t>
+        <w:t>1  方法</w:t>
       </w:r>
     </w:p>
     <w:p>
       <w:r>
-        <w:t>推荐系统已成为现代信息平台不可或缺的组成部分。LightGCN [1] 因其简化架构实现了最先进的性能。然而，用户交互数据包含敏感的个人信息，容易受到隐私攻击。差分隐私（DP）[2] 为隐私保护提供了严格的理论保证。</w:t>
+        <w:t>裁剪阈值：C_k = max(2·avg_norm, 0.1)；噪声：σ_k = C_k·√(2log(1.25/δ))/ε_k</w:t>
       </w:r>
     </w:p>
     <w:p>
       <w:r>
-        <w:t>本文的主要贡献如下：</w:t>
-      </w:r>
-    </w:p>
-    <w:p>
-      <w:r>
-        <w:t>（1）层级自适应预算分配：基于嵌入范数动态分配隐私预算。</w:t>
-      </w:r>
-    </w:p>
-    <w:p>
-      <w:r>
-        <w:t>（2）自适应裁剪机制：无需手动调整即可控制敏感度。</w:t>
-      </w:r>
-    </w:p>
-    <w:p>
-      <w:r>
-        <w:t>（3）嵌入级DP扰动：对传播嵌入应用高斯噪声。</w:t>
-      </w:r>
-    </w:p>
-    <w:p>
-      <w:r>
-        <w:t>（4）在三个基准数据集上验证了方法的有效性，自适应策略在ε=5时比均匀分配高56%-98%。</w:t>
+        <w:t>自适应预算（本文）：ε_k = ε·‖E^{(k)}‖_F/Σ‖E^{(j)}‖_F。使用Rényi DP核算隐私。</w:t>
       </w:r>
     </w:p>
     <w:p>
@@ -125,7 +78,7 @@
         <w:rPr>
           <w:rFonts w:ascii="黑体" w:hAnsi="黑体" w:eastAsia="黑体"/>
         </w:rPr>
-        <w:t>2  相关工作</w:t>
+        <w:t>2  实验</w:t>
       </w:r>
     </w:p>
     <w:p>
@@ -136,151 +89,7 @@
         <w:rPr>
           <w:rFonts w:ascii="黑体" w:hAnsi="黑体" w:eastAsia="黑体"/>
         </w:rPr>
-        <w:t>2.1  推荐系统中的差分隐私</w:t>
-      </w:r>
-    </w:p>
-    <w:p>
-      <w:r>
-        <w:t>McSherry和Mironov [3] 首次将DP引入推荐。Friedman等人 [4] 扩展到矩阵分解。Berlioz等人 [5] 比较了扰动策略。</w:t>
-      </w:r>
-    </w:p>
-    <w:p>
-      <w:pPr>
-        <w:pStyle w:val="Heading2"/>
-      </w:pPr>
-      <w:r>
-        <w:rPr>
-          <w:rFonts w:ascii="黑体" w:hAnsi="黑体" w:eastAsia="黑体"/>
-        </w:rPr>
-        <w:t>2.2  隐私保护图神经网络</w:t>
-      </w:r>
-    </w:p>
-    <w:p>
-      <w:r>
-        <w:t>Jia等人 [6] 提出了DP-GCN。Sajadmanesh等人 [7] 提出了LPGNet。</w:t>
-      </w:r>
-    </w:p>
-    <w:p>
-      <w:pPr>
-        <w:pStyle w:val="Heading2"/>
-      </w:pPr>
-      <w:r>
-        <w:rPr>
-          <w:rFonts w:ascii="黑体" w:hAnsi="黑体" w:eastAsia="黑体"/>
-        </w:rPr>
-        <w:t>2.3  基于GNN推荐中的差分隐私</w:t>
-      </w:r>
-    </w:p>
-    <w:p>
-      <w:r>
-        <w:t>Zhang等人 [8] 提出了PrivGNN。Gao等人 [9] 和Li等人 [10] 分别将DP引入NGCF和通用GCN推荐。</w:t>
-      </w:r>
-    </w:p>
-    <w:p>
-      <w:pPr>
-        <w:pStyle w:val="Heading1"/>
-      </w:pPr>
-      <w:r>
-        <w:rPr>
-          <w:rFonts w:ascii="黑体" w:hAnsi="黑体" w:eastAsia="黑体"/>
-        </w:rPr>
-        <w:t>3  提出的方法：DP-LightGCN</w:t>
-      </w:r>
-    </w:p>
-    <w:p>
-      <w:pPr>
-        <w:pStyle w:val="Heading2"/>
-      </w:pPr>
-      <w:r>
-        <w:rPr>
-          <w:rFonts w:ascii="黑体" w:hAnsi="黑体" w:eastAsia="黑体"/>
-        </w:rPr>
-        <w:t>3.1  方法概述</w:t>
-      </w:r>
-    </w:p>
-    <w:p>
-      <w:r>
-        <w:t>DP-LightGCN包含：自适应裁剪、层级预算分配、RDP复合隐私核算。</w:t>
-      </w:r>
-    </w:p>
-    <w:p>
-      <w:pPr>
-        <w:pStyle w:val="Heading2"/>
-      </w:pPr>
-      <w:r>
-        <w:rPr>
-          <w:rFonts w:ascii="黑体" w:hAnsi="黑体" w:eastAsia="黑体"/>
-        </w:rPr>
-        <w:t>3.2  自适应裁剪</w:t>
-      </w:r>
-    </w:p>
-    <w:p>
-      <w:r>
-        <w:t>裁剪阈值：C_k = max(2 · avg_norm, 0.1)，噪声尺度：σ_k = C_k · √(2log(1.25/δ)) / ε_k</w:t>
-      </w:r>
-    </w:p>
-    <w:p>
-      <w:pPr>
-        <w:pStyle w:val="Heading2"/>
-      </w:pPr>
-      <w:r>
-        <w:rPr>
-          <w:rFonts w:ascii="黑体" w:hAnsi="黑体" w:eastAsia="黑体"/>
-        </w:rPr>
-        <w:t>3.3  预算分配策略</w:t>
-      </w:r>
-    </w:p>
-    <w:p>
-      <w:r>
-        <w:t>均匀分配：ε_k = ε/K</w:t>
-      </w:r>
-    </w:p>
-    <w:p>
-      <w:r>
-        <w:t>递减分配：ε_k = ε · (1/k)/Σ(1/j)</w:t>
-      </w:r>
-    </w:p>
-    <w:p>
-      <w:r>
-        <w:t>自适应分配：ε_k = ε · ||E^{(k)}||_F / Σ||E^{(j)}||_F（本文方法）</w:t>
-      </w:r>
-    </w:p>
-    <w:p>
-      <w:pPr>
-        <w:pStyle w:val="Heading2"/>
-      </w:pPr>
-      <w:r>
-        <w:rPr>
-          <w:rFonts w:ascii="黑体" w:hAnsi="黑体" w:eastAsia="黑体"/>
-        </w:rPr>
-        <w:t>3.4  隐私核算</w:t>
-      </w:r>
-    </w:p>
-    <w:p>
-      <w:r>
-        <w:t>使用Rényi DP复合。各层RDP：ε̄_k(α) = α/(2σ²_k)，总RDP累加后转换回(ε,δ)-DP。</w:t>
-      </w:r>
-    </w:p>
-    <w:p>
-      <w:pPr>
-        <w:pStyle w:val="Heading1"/>
-      </w:pPr>
-      <w:r>
-        <w:rPr>
-          <w:rFonts w:ascii="黑体" w:hAnsi="黑体" w:eastAsia="黑体"/>
-        </w:rPr>
-        <w:t>4  实验</w:t>
-      </w:r>
-    </w:p>
-    <w:p>
-      <w:pPr>
-        <w:pStyle w:val="Heading2"/>
-      </w:pPr>
-      <w:r>
-        <w:rPr>
-          <w:rFonts w:ascii="黑体" w:hAnsi="黑体" w:eastAsia="黑体"/>
-        </w:rPr>
-        <w:t>4.1  数据集</w:t>
+        <w:t>2.1  数据集</w:t>
       </w:r>
     </w:p>
     <w:tbl>
@@ -291,17 +100,16 @@
         <w:tblLook w:firstColumn="1" w:firstRow="1" w:lastColumn="0" w:lastRow="0" w:noHBand="0" w:noVBand="1" w:val="04A0"/>
       </w:tblPr>
       <w:tblGrid>
-        <w:gridCol w:w="1440"/>
-        <w:gridCol w:w="1440"/>
-        <w:gridCol w:w="1440"/>
-        <w:gridCol w:w="1440"/>
-        <w:gridCol w:w="1440"/>
-        <w:gridCol w:w="1440"/>
+        <w:gridCol w:w="1728"/>
+        <w:gridCol w:w="1728"/>
+        <w:gridCol w:w="1728"/>
+        <w:gridCol w:w="1728"/>
+        <w:gridCol w:w="1728"/>
       </w:tblGrid>
       <w:tr>
         <w:tc>
           <w:tcPr>
-            <w:tcW w:type="dxa" w:w="1440"/>
+            <w:tcW w:type="dxa" w:w="1728"/>
           </w:tcPr>
           <w:p>
             <w:pPr>
@@ -317,7 +125,7 @@
         </w:tc>
         <w:tc>
           <w:tcPr>
-            <w:tcW w:type="dxa" w:w="1440"/>
+            <w:tcW w:type="dxa" w:w="1728"/>
           </w:tcPr>
           <w:p>
             <w:pPr>
@@ -327,13 +135,13 @@
               <w:rPr>
                 <w:b/>
               </w:rPr>
-              <w:t>用户数</w:t>
+              <w:t>用户</w:t>
             </w:r>
           </w:p>
         </w:tc>
         <w:tc>
           <w:tcPr>
-            <w:tcW w:type="dxa" w:w="1440"/>
+            <w:tcW w:type="dxa" w:w="1728"/>
           </w:tcPr>
           <w:p>
             <w:pPr>
@@ -343,13 +151,13 @@
               <w:rPr>
                 <w:b/>
               </w:rPr>
-              <w:t>物品数</w:t>
+              <w:t>物品</w:t>
             </w:r>
           </w:p>
         </w:tc>
         <w:tc>
           <w:tcPr>
-            <w:tcW w:type="dxa" w:w="1440"/>
+            <w:tcW w:type="dxa" w:w="1728"/>
           </w:tcPr>
           <w:p>
             <w:pPr>
@@ -365,23 +173,7 @@
         </w:tc>
         <w:tc>
           <w:tcPr>
-            <w:tcW w:type="dxa" w:w="1440"/>
-          </w:tcPr>
-          <w:p>
-            <w:pPr>
-              <w:jc w:val="center"/>
-            </w:pPr>
-            <w:r>
-              <w:rPr>
-                <w:b/>
-              </w:rPr>
-              <w:t>测试交互</w:t>
-            </w:r>
-          </w:p>
-        </w:tc>
-        <w:tc>
-          <w:tcPr>
-            <w:tcW w:type="dxa" w:w="1440"/>
+            <w:tcW w:type="dxa" w:w="1728"/>
           </w:tcPr>
           <w:p>
             <w:pPr>
@@ -399,7 +191,7 @@
       <w:tr>
         <w:tc>
           <w:tcPr>
-            <w:tcW w:type="dxa" w:w="1440"/>
+            <w:tcW w:type="dxa" w:w="1728"/>
           </w:tcPr>
           <w:p>
             <w:pPr>
@@ -412,7 +204,7 @@
         </w:tc>
         <w:tc>
           <w:tcPr>
-            <w:tcW w:type="dxa" w:w="1440"/>
+            <w:tcW w:type="dxa" w:w="1728"/>
           </w:tcPr>
           <w:p>
             <w:pPr>
@@ -425,7 +217,7 @@
         </w:tc>
         <w:tc>
           <w:tcPr>
-            <w:tcW w:type="dxa" w:w="1440"/>
+            <w:tcW w:type="dxa" w:w="1728"/>
           </w:tcPr>
           <w:p>
             <w:pPr>
@@ -438,7 +230,7 @@
         </w:tc>
         <w:tc>
           <w:tcPr>
-            <w:tcW w:type="dxa" w:w="1440"/>
+            <w:tcW w:type="dxa" w:w="1728"/>
           </w:tcPr>
           <w:p>
             <w:pPr>
@@ -451,20 +243,7 @@
         </w:tc>
         <w:tc>
           <w:tcPr>
-            <w:tcW w:type="dxa" w:w="1440"/>
-          </w:tcPr>
-          <w:p>
-            <w:pPr>
-              <w:jc w:val="center"/>
-            </w:pPr>
-            <w:r>
-              <w:t>217,242</w:t>
-            </w:r>
-          </w:p>
-        </w:tc>
-        <w:tc>
-          <w:tcPr>
-            <w:tcW w:type="dxa" w:w="1440"/>
+            <w:tcW w:type="dxa" w:w="1728"/>
           </w:tcPr>
           <w:p>
             <w:pPr>
@@ -479,7 +258,7 @@
       <w:tr>
         <w:tc>
           <w:tcPr>
-            <w:tcW w:type="dxa" w:w="1440"/>
+            <w:tcW w:type="dxa" w:w="1728"/>
           </w:tcPr>
           <w:p>
             <w:pPr>
@@ -492,7 +271,7 @@
         </w:tc>
         <w:tc>
           <w:tcPr>
-            <w:tcW w:type="dxa" w:w="1440"/>
+            <w:tcW w:type="dxa" w:w="1728"/>
           </w:tcPr>
           <w:p>
             <w:pPr>
@@ -505,7 +284,7 @@
         </w:tc>
         <w:tc>
           <w:tcPr>
-            <w:tcW w:type="dxa" w:w="1440"/>
+            <w:tcW w:type="dxa" w:w="1728"/>
           </w:tcPr>
           <w:p>
             <w:pPr>
@@ -518,7 +297,7 @@
         </w:tc>
         <w:tc>
           <w:tcPr>
-            <w:tcW w:type="dxa" w:w="1440"/>
+            <w:tcW w:type="dxa" w:w="1728"/>
           </w:tcPr>
           <w:p>
             <w:pPr>
@@ -531,20 +310,7 @@
         </w:tc>
         <w:tc>
           <w:tcPr>
-            <w:tcW w:type="dxa" w:w="1440"/>
-          </w:tcPr>
-          <w:p>
-            <w:pPr>
-              <w:jc w:val="center"/>
-            </w:pPr>
-            <w:r>
-              <w:t>324,147</w:t>
-            </w:r>
-          </w:p>
-        </w:tc>
-        <w:tc>
-          <w:tcPr>
-            <w:tcW w:type="dxa" w:w="1440"/>
+            <w:tcW w:type="dxa" w:w="1728"/>
           </w:tcPr>
           <w:p>
             <w:pPr>
@@ -559,7 +325,7 @@
       <w:tr>
         <w:tc>
           <w:tcPr>
-            <w:tcW w:type="dxa" w:w="1440"/>
+            <w:tcW w:type="dxa" w:w="1728"/>
           </w:tcPr>
           <w:p>
             <w:pPr>
@@ -572,7 +338,7 @@
         </w:tc>
         <w:tc>
           <w:tcPr>
-            <w:tcW w:type="dxa" w:w="1440"/>
+            <w:tcW w:type="dxa" w:w="1728"/>
           </w:tcPr>
           <w:p>
             <w:pPr>
@@ -585,7 +351,7 @@
         </w:tc>
         <w:tc>
           <w:tcPr>
-            <w:tcW w:type="dxa" w:w="1440"/>
+            <w:tcW w:type="dxa" w:w="1728"/>
           </w:tcPr>
           <w:p>
             <w:pPr>
@@ -598,7 +364,7 @@
         </w:tc>
         <w:tc>
           <w:tcPr>
-            <w:tcW w:type="dxa" w:w="1440"/>
+            <w:tcW w:type="dxa" w:w="1728"/>
           </w:tcPr>
           <w:p>
             <w:pPr>
@@ -611,20 +377,7 @@
         </w:tc>
         <w:tc>
           <w:tcPr>
-            <w:tcW w:type="dxa" w:w="1440"/>
-          </w:tcPr>
-          <w:p>
-            <w:pPr>
-              <w:jc w:val="center"/>
-            </w:pPr>
-            <w:r>
-              <w:t>603,378</w:t>
-            </w:r>
-          </w:p>
-        </w:tc>
-        <w:tc>
-          <w:tcPr>
-            <w:tcW w:type="dxa" w:w="1440"/>
+            <w:tcW w:type="dxa" w:w="1728"/>
           </w:tcPr>
           <w:p>
             <w:pPr>
@@ -639,11 +392,6 @@
     </w:tbl>
     <w:p/>
     <w:p>
-      <w:r>
-        <w:t>评估指标为Recall@20和NDCG@20。模型使用3层GCN、64维嵌入、Adam优化器。</w:t>
-      </w:r>
-    </w:p>
-    <w:p>
       <w:pPr>
         <w:pStyle w:val="Heading2"/>
       </w:pPr>
@@ -651,7 +399,7 @@
         <w:rPr>
           <w:rFonts w:ascii="黑体" w:hAnsi="黑体" w:eastAsia="黑体"/>
         </w:rPr>
-        <w:t>4.2  Gowalla结果</w:t>
+        <w:t>2.2  主实验（Gowalla）</w:t>
       </w:r>
     </w:p>
     <w:tbl>
@@ -743,7 +491,7 @@
               <w:jc w:val="center"/>
             </w:pPr>
             <w:r>
-              <w:t>LightGCN (No DP)</w:t>
+              <w:t>No DP</w:t>
             </w:r>
           </w:p>
         </w:tc>
@@ -961,60 +709,6 @@
           </w:p>
         </w:tc>
       </w:tr>
-      <w:tr>
-        <w:tc>
-          <w:tcPr>
-            <w:tcW w:type="dxa" w:w="2160"/>
-          </w:tcPr>
-          <w:p>
-            <w:pPr>
-              <w:jc w:val="center"/>
-            </w:pPr>
-            <w:r>
-              <w:t>提升</w:t>
-            </w:r>
-          </w:p>
-        </w:tc>
-        <w:tc>
-          <w:tcPr>
-            <w:tcW w:type="dxa" w:w="2160"/>
-          </w:tcPr>
-          <w:p>
-            <w:pPr>
-              <w:jc w:val="center"/>
-            </w:pPr>
-            <w:r>
-              <w:t>+56%</w:t>
-            </w:r>
-          </w:p>
-        </w:tc>
-        <w:tc>
-          <w:tcPr>
-            <w:tcW w:type="dxa" w:w="2160"/>
-          </w:tcPr>
-          <w:p>
-            <w:pPr>
-              <w:jc w:val="center"/>
-            </w:pPr>
-            <w:r>
-              <w:t>—</w:t>
-            </w:r>
-          </w:p>
-        </w:tc>
-        <w:tc>
-          <w:tcPr>
-            <w:tcW w:type="dxa" w:w="2160"/>
-          </w:tcPr>
-          <w:p>
-            <w:pPr>
-              <w:jc w:val="center"/>
-            </w:pPr>
-            <w:r>
-              <w:t>—</w:t>
-            </w:r>
-          </w:p>
-        </w:tc>
-      </w:tr>
     </w:tbl>
     <w:p/>
     <w:p>
@@ -1025,755 +719,7 @@
         <w:rPr>
           <w:rFonts w:ascii="黑体" w:hAnsi="黑体" w:eastAsia="黑体"/>
         </w:rPr>
-        <w:t>4.3  Yelp2018结果</w:t>
-      </w:r>
-    </w:p>
-    <w:tbl>
-      <w:tblPr>
-        <w:tblStyle w:val="TableGrid"/>
-        <w:tblW w:type="auto" w:w="0"/>
-        <w:jc w:val="center"/>
-        <w:tblLook w:firstColumn="1" w:firstRow="1" w:lastColumn="0" w:lastRow="0" w:noHBand="0" w:noVBand="1" w:val="04A0"/>
-      </w:tblPr>
-      <w:tblGrid>
-        <w:gridCol w:w="2160"/>
-        <w:gridCol w:w="2160"/>
-        <w:gridCol w:w="2160"/>
-        <w:gridCol w:w="2160"/>
-      </w:tblGrid>
-      <w:tr>
-        <w:tc>
-          <w:tcPr>
-            <w:tcW w:type="dxa" w:w="2160"/>
-          </w:tcPr>
-          <w:p>
-            <w:pPr>
-              <w:jc w:val="center"/>
-            </w:pPr>
-            <w:r>
-              <w:rPr>
-                <w:b/>
-              </w:rPr>
-              <w:t>方法</w:t>
-            </w:r>
-          </w:p>
-        </w:tc>
-        <w:tc>
-          <w:tcPr>
-            <w:tcW w:type="dxa" w:w="2160"/>
-          </w:tcPr>
-          <w:p>
-            <w:pPr>
-              <w:jc w:val="center"/>
-            </w:pPr>
-            <w:r>
-              <w:rPr>
-                <w:b/>
-              </w:rPr>
-              <w:t>ε=5</w:t>
-            </w:r>
-          </w:p>
-        </w:tc>
-        <w:tc>
-          <w:tcPr>
-            <w:tcW w:type="dxa" w:w="2160"/>
-          </w:tcPr>
-          <w:p>
-            <w:pPr>
-              <w:jc w:val="center"/>
-            </w:pPr>
-            <w:r>
-              <w:rPr>
-                <w:b/>
-              </w:rPr>
-              <w:t>ε=10</w:t>
-            </w:r>
-          </w:p>
-        </w:tc>
-        <w:tc>
-          <w:tcPr>
-            <w:tcW w:type="dxa" w:w="2160"/>
-          </w:tcPr>
-          <w:p>
-            <w:pPr>
-              <w:jc w:val="center"/>
-            </w:pPr>
-            <w:r>
-              <w:rPr>
-                <w:b/>
-              </w:rPr>
-              <w:t>ε=20</w:t>
-            </w:r>
-          </w:p>
-        </w:tc>
-      </w:tr>
-      <w:tr>
-        <w:tc>
-          <w:tcPr>
-            <w:tcW w:type="dxa" w:w="2160"/>
-          </w:tcPr>
-          <w:p>
-            <w:pPr>
-              <w:jc w:val="center"/>
-            </w:pPr>
-            <w:r>
-              <w:t>LightGCN (No DP)</w:t>
-            </w:r>
-          </w:p>
-        </w:tc>
-        <w:tc>
-          <w:tcPr>
-            <w:tcW w:type="dxa" w:w="2160"/>
-          </w:tcPr>
-          <w:p>
-            <w:pPr>
-              <w:jc w:val="center"/>
-            </w:pPr>
-            <w:r>
-              <w:t>0.0343</w:t>
-            </w:r>
-          </w:p>
-        </w:tc>
-        <w:tc>
-          <w:tcPr>
-            <w:tcW w:type="dxa" w:w="2160"/>
-          </w:tcPr>
-          <w:p>
-            <w:pPr>
-              <w:jc w:val="center"/>
-            </w:pPr>
-            <w:r>
-              <w:t>—</w:t>
-            </w:r>
-          </w:p>
-        </w:tc>
-        <w:tc>
-          <w:tcPr>
-            <w:tcW w:type="dxa" w:w="2160"/>
-          </w:tcPr>
-          <w:p>
-            <w:pPr>
-              <w:jc w:val="center"/>
-            </w:pPr>
-            <w:r>
-              <w:t>—</w:t>
-            </w:r>
-          </w:p>
-        </w:tc>
-      </w:tr>
-      <w:tr>
-        <w:tc>
-          <w:tcPr>
-            <w:tcW w:type="dxa" w:w="2160"/>
-          </w:tcPr>
-          <w:p>
-            <w:pPr>
-              <w:jc w:val="center"/>
-            </w:pPr>
-            <w:r>
-              <w:t>Uniform</w:t>
-            </w:r>
-          </w:p>
-        </w:tc>
-        <w:tc>
-          <w:tcPr>
-            <w:tcW w:type="dxa" w:w="2160"/>
-          </w:tcPr>
-          <w:p>
-            <w:pPr>
-              <w:jc w:val="center"/>
-            </w:pPr>
-            <w:r>
-              <w:t>0.0051</w:t>
-            </w:r>
-          </w:p>
-        </w:tc>
-        <w:tc>
-          <w:tcPr>
-            <w:tcW w:type="dxa" w:w="2160"/>
-          </w:tcPr>
-          <w:p>
-            <w:pPr>
-              <w:jc w:val="center"/>
-            </w:pPr>
-            <w:r>
-              <w:t>0.0009</w:t>
-            </w:r>
-          </w:p>
-        </w:tc>
-        <w:tc>
-          <w:tcPr>
-            <w:tcW w:type="dxa" w:w="2160"/>
-          </w:tcPr>
-          <w:p>
-            <w:pPr>
-              <w:jc w:val="center"/>
-            </w:pPr>
-            <w:r>
-              <w:t>0.0307</w:t>
-            </w:r>
-          </w:p>
-        </w:tc>
-      </w:tr>
-      <w:tr>
-        <w:tc>
-          <w:tcPr>
-            <w:tcW w:type="dxa" w:w="2160"/>
-          </w:tcPr>
-          <w:p>
-            <w:pPr>
-              <w:jc w:val="center"/>
-            </w:pPr>
-            <w:r>
-              <w:t>Decreasing</w:t>
-            </w:r>
-          </w:p>
-        </w:tc>
-        <w:tc>
-          <w:tcPr>
-            <w:tcW w:type="dxa" w:w="2160"/>
-          </w:tcPr>
-          <w:p>
-            <w:pPr>
-              <w:jc w:val="center"/>
-            </w:pPr>
-            <w:r>
-              <w:t>0.0058</w:t>
-            </w:r>
-          </w:p>
-        </w:tc>
-        <w:tc>
-          <w:tcPr>
-            <w:tcW w:type="dxa" w:w="2160"/>
-          </w:tcPr>
-          <w:p>
-            <w:pPr>
-              <w:jc w:val="center"/>
-            </w:pPr>
-            <w:r>
-              <w:t>0.0010</w:t>
-            </w:r>
-          </w:p>
-        </w:tc>
-        <w:tc>
-          <w:tcPr>
-            <w:tcW w:type="dxa" w:w="2160"/>
-          </w:tcPr>
-          <w:p>
-            <w:pPr>
-              <w:jc w:val="center"/>
-            </w:pPr>
-            <w:r>
-              <w:t>0.0310</w:t>
-            </w:r>
-          </w:p>
-        </w:tc>
-      </w:tr>
-      <w:tr>
-        <w:tc>
-          <w:tcPr>
-            <w:tcW w:type="dxa" w:w="2160"/>
-          </w:tcPr>
-          <w:p>
-            <w:pPr>
-              <w:jc w:val="center"/>
-            </w:pPr>
-            <w:r>
-              <w:rPr>
-                <w:b/>
-              </w:rPr>
-              <w:t>Adaptive（本文）</w:t>
-            </w:r>
-          </w:p>
-        </w:tc>
-        <w:tc>
-          <w:tcPr>
-            <w:tcW w:type="dxa" w:w="2160"/>
-          </w:tcPr>
-          <w:p>
-            <w:pPr>
-              <w:jc w:val="center"/>
-            </w:pPr>
-            <w:r>
-              <w:rPr>
-                <w:b/>
-              </w:rPr>
-              <w:t>0.0098</w:t>
-            </w:r>
-          </w:p>
-        </w:tc>
-        <w:tc>
-          <w:tcPr>
-            <w:tcW w:type="dxa" w:w="2160"/>
-          </w:tcPr>
-          <w:p>
-            <w:pPr>
-              <w:jc w:val="center"/>
-            </w:pPr>
-            <w:r>
-              <w:rPr>
-                <w:b/>
-              </w:rPr>
-              <w:t>0.0011</w:t>
-            </w:r>
-          </w:p>
-        </w:tc>
-        <w:tc>
-          <w:tcPr>
-            <w:tcW w:type="dxa" w:w="2160"/>
-          </w:tcPr>
-          <w:p>
-            <w:pPr>
-              <w:jc w:val="center"/>
-            </w:pPr>
-            <w:r>
-              <w:rPr>
-                <w:b/>
-              </w:rPr>
-              <w:t>0.0070</w:t>
-            </w:r>
-          </w:p>
-        </w:tc>
-      </w:tr>
-      <w:tr>
-        <w:tc>
-          <w:tcPr>
-            <w:tcW w:type="dxa" w:w="2160"/>
-          </w:tcPr>
-          <w:p>
-            <w:pPr>
-              <w:jc w:val="center"/>
-            </w:pPr>
-            <w:r>
-              <w:t>提升</w:t>
-            </w:r>
-          </w:p>
-        </w:tc>
-        <w:tc>
-          <w:tcPr>
-            <w:tcW w:type="dxa" w:w="2160"/>
-          </w:tcPr>
-          <w:p>
-            <w:pPr>
-              <w:jc w:val="center"/>
-            </w:pPr>
-            <w:r>
-              <w:t>+91%</w:t>
-            </w:r>
-          </w:p>
-        </w:tc>
-        <w:tc>
-          <w:tcPr>
-            <w:tcW w:type="dxa" w:w="2160"/>
-          </w:tcPr>
-          <w:p>
-            <w:pPr>
-              <w:jc w:val="center"/>
-            </w:pPr>
-            <w:r>
-              <w:t>—</w:t>
-            </w:r>
-          </w:p>
-        </w:tc>
-        <w:tc>
-          <w:tcPr>
-            <w:tcW w:type="dxa" w:w="2160"/>
-          </w:tcPr>
-          <w:p>
-            <w:pPr>
-              <w:jc w:val="center"/>
-            </w:pPr>
-            <w:r>
-              <w:t>—</w:t>
-            </w:r>
-          </w:p>
-        </w:tc>
-      </w:tr>
-    </w:tbl>
-    <w:p/>
-    <w:p>
-      <w:pPr>
-        <w:pStyle w:val="Heading2"/>
-      </w:pPr>
-      <w:r>
-        <w:rPr>
-          <w:rFonts w:ascii="黑体" w:hAnsi="黑体" w:eastAsia="黑体"/>
-        </w:rPr>
-        <w:t>4.4  Amazon-Book结果</w:t>
-      </w:r>
-    </w:p>
-    <w:tbl>
-      <w:tblPr>
-        <w:tblStyle w:val="TableGrid"/>
-        <w:tblW w:type="auto" w:w="0"/>
-        <w:jc w:val="center"/>
-        <w:tblLook w:firstColumn="1" w:firstRow="1" w:lastColumn="0" w:lastRow="0" w:noHBand="0" w:noVBand="1" w:val="04A0"/>
-      </w:tblPr>
-      <w:tblGrid>
-        <w:gridCol w:w="2160"/>
-        <w:gridCol w:w="2160"/>
-        <w:gridCol w:w="2160"/>
-        <w:gridCol w:w="2160"/>
-      </w:tblGrid>
-      <w:tr>
-        <w:tc>
-          <w:tcPr>
-            <w:tcW w:type="dxa" w:w="2160"/>
-          </w:tcPr>
-          <w:p>
-            <w:pPr>
-              <w:jc w:val="center"/>
-            </w:pPr>
-            <w:r>
-              <w:rPr>
-                <w:b/>
-              </w:rPr>
-              <w:t>方法</w:t>
-            </w:r>
-          </w:p>
-        </w:tc>
-        <w:tc>
-          <w:tcPr>
-            <w:tcW w:type="dxa" w:w="2160"/>
-          </w:tcPr>
-          <w:p>
-            <w:pPr>
-              <w:jc w:val="center"/>
-            </w:pPr>
-            <w:r>
-              <w:rPr>
-                <w:b/>
-              </w:rPr>
-              <w:t>ε=5</w:t>
-            </w:r>
-          </w:p>
-        </w:tc>
-        <w:tc>
-          <w:tcPr>
-            <w:tcW w:type="dxa" w:w="2160"/>
-          </w:tcPr>
-          <w:p>
-            <w:pPr>
-              <w:jc w:val="center"/>
-            </w:pPr>
-            <w:r>
-              <w:rPr>
-                <w:b/>
-              </w:rPr>
-              <w:t>ε=10</w:t>
-            </w:r>
-          </w:p>
-        </w:tc>
-        <w:tc>
-          <w:tcPr>
-            <w:tcW w:type="dxa" w:w="2160"/>
-          </w:tcPr>
-          <w:p>
-            <w:pPr>
-              <w:jc w:val="center"/>
-            </w:pPr>
-            <w:r>
-              <w:rPr>
-                <w:b/>
-              </w:rPr>
-              <w:t>ε=20</w:t>
-            </w:r>
-          </w:p>
-        </w:tc>
-      </w:tr>
-      <w:tr>
-        <w:tc>
-          <w:tcPr>
-            <w:tcW w:type="dxa" w:w="2160"/>
-          </w:tcPr>
-          <w:p>
-            <w:pPr>
-              <w:jc w:val="center"/>
-            </w:pPr>
-            <w:r>
-              <w:t>LightGCN (No DP)</w:t>
-            </w:r>
-          </w:p>
-        </w:tc>
-        <w:tc>
-          <w:tcPr>
-            <w:tcW w:type="dxa" w:w="2160"/>
-          </w:tcPr>
-          <w:p>
-            <w:pPr>
-              <w:jc w:val="center"/>
-            </w:pPr>
-            <w:r>
-              <w:t>0.0139</w:t>
-            </w:r>
-          </w:p>
-        </w:tc>
-        <w:tc>
-          <w:tcPr>
-            <w:tcW w:type="dxa" w:w="2160"/>
-          </w:tcPr>
-          <w:p>
-            <w:pPr>
-              <w:jc w:val="center"/>
-            </w:pPr>
-            <w:r>
-              <w:t>—</w:t>
-            </w:r>
-          </w:p>
-        </w:tc>
-        <w:tc>
-          <w:tcPr>
-            <w:tcW w:type="dxa" w:w="2160"/>
-          </w:tcPr>
-          <w:p>
-            <w:pPr>
-              <w:jc w:val="center"/>
-            </w:pPr>
-            <w:r>
-              <w:t>—</w:t>
-            </w:r>
-          </w:p>
-        </w:tc>
-      </w:tr>
-      <w:tr>
-        <w:tc>
-          <w:tcPr>
-            <w:tcW w:type="dxa" w:w="2160"/>
-          </w:tcPr>
-          <w:p>
-            <w:pPr>
-              <w:jc w:val="center"/>
-            </w:pPr>
-            <w:r>
-              <w:t>Uniform</w:t>
-            </w:r>
-          </w:p>
-        </w:tc>
-        <w:tc>
-          <w:tcPr>
-            <w:tcW w:type="dxa" w:w="2160"/>
-          </w:tcPr>
-          <w:p>
-            <w:pPr>
-              <w:jc w:val="center"/>
-            </w:pPr>
-            <w:r>
-              <w:t>0.0015</w:t>
-            </w:r>
-          </w:p>
-        </w:tc>
-        <w:tc>
-          <w:tcPr>
-            <w:tcW w:type="dxa" w:w="2160"/>
-          </w:tcPr>
-          <w:p>
-            <w:pPr>
-              <w:jc w:val="center"/>
-            </w:pPr>
-            <w:r>
-              <w:t>0.0003</w:t>
-            </w:r>
-          </w:p>
-        </w:tc>
-        <w:tc>
-          <w:tcPr>
-            <w:tcW w:type="dxa" w:w="2160"/>
-          </w:tcPr>
-          <w:p>
-            <w:pPr>
-              <w:jc w:val="center"/>
-            </w:pPr>
-            <w:r>
-              <w:t>0.0066</w:t>
-            </w:r>
-          </w:p>
-        </w:tc>
-      </w:tr>
-      <w:tr>
-        <w:tc>
-          <w:tcPr>
-            <w:tcW w:type="dxa" w:w="2160"/>
-          </w:tcPr>
-          <w:p>
-            <w:pPr>
-              <w:jc w:val="center"/>
-            </w:pPr>
-            <w:r>
-              <w:t>Decreasing</w:t>
-            </w:r>
-          </w:p>
-        </w:tc>
-        <w:tc>
-          <w:tcPr>
-            <w:tcW w:type="dxa" w:w="2160"/>
-          </w:tcPr>
-          <w:p>
-            <w:pPr>
-              <w:jc w:val="center"/>
-            </w:pPr>
-            <w:r>
-              <w:t>0.0024</w:t>
-            </w:r>
-          </w:p>
-        </w:tc>
-        <w:tc>
-          <w:tcPr>
-            <w:tcW w:type="dxa" w:w="2160"/>
-          </w:tcPr>
-          <w:p>
-            <w:pPr>
-              <w:jc w:val="center"/>
-            </w:pPr>
-            <w:r>
-              <w:t>0.0003</w:t>
-            </w:r>
-          </w:p>
-        </w:tc>
-        <w:tc>
-          <w:tcPr>
-            <w:tcW w:type="dxa" w:w="2160"/>
-          </w:tcPr>
-          <w:p>
-            <w:pPr>
-              <w:jc w:val="center"/>
-            </w:pPr>
-            <w:r>
-              <w:t>0.0058</w:t>
-            </w:r>
-          </w:p>
-        </w:tc>
-      </w:tr>
-      <w:tr>
-        <w:tc>
-          <w:tcPr>
-            <w:tcW w:type="dxa" w:w="2160"/>
-          </w:tcPr>
-          <w:p>
-            <w:pPr>
-              <w:jc w:val="center"/>
-            </w:pPr>
-            <w:r>
-              <w:rPr>
-                <w:b/>
-              </w:rPr>
-              <w:t>Adaptive（本文）</w:t>
-            </w:r>
-          </w:p>
-        </w:tc>
-        <w:tc>
-          <w:tcPr>
-            <w:tcW w:type="dxa" w:w="2160"/>
-          </w:tcPr>
-          <w:p>
-            <w:pPr>
-              <w:jc w:val="center"/>
-            </w:pPr>
-            <w:r>
-              <w:rPr>
-                <w:b/>
-              </w:rPr>
-              <w:t>0.0031</w:t>
-            </w:r>
-          </w:p>
-        </w:tc>
-        <w:tc>
-          <w:tcPr>
-            <w:tcW w:type="dxa" w:w="2160"/>
-          </w:tcPr>
-          <w:p>
-            <w:pPr>
-              <w:jc w:val="center"/>
-            </w:pPr>
-            <w:r>
-              <w:rPr>
-                <w:b/>
-              </w:rPr>
-              <w:t>0.0006</w:t>
-            </w:r>
-          </w:p>
-        </w:tc>
-        <w:tc>
-          <w:tcPr>
-            <w:tcW w:type="dxa" w:w="2160"/>
-          </w:tcPr>
-          <w:p>
-            <w:pPr>
-              <w:jc w:val="center"/>
-            </w:pPr>
-            <w:r>
-              <w:rPr>
-                <w:b/>
-              </w:rPr>
-              <w:t>0.0005</w:t>
-            </w:r>
-          </w:p>
-        </w:tc>
-      </w:tr>
-      <w:tr>
-        <w:tc>
-          <w:tcPr>
-            <w:tcW w:type="dxa" w:w="2160"/>
-          </w:tcPr>
-          <w:p>
-            <w:pPr>
-              <w:jc w:val="center"/>
-            </w:pPr>
-            <w:r>
-              <w:t>提升</w:t>
-            </w:r>
-          </w:p>
-        </w:tc>
-        <w:tc>
-          <w:tcPr>
-            <w:tcW w:type="dxa" w:w="2160"/>
-          </w:tcPr>
-          <w:p>
-            <w:pPr>
-              <w:jc w:val="center"/>
-            </w:pPr>
-            <w:r>
-              <w:t>+98%</w:t>
-            </w:r>
-          </w:p>
-        </w:tc>
-        <w:tc>
-          <w:tcPr>
-            <w:tcW w:type="dxa" w:w="2160"/>
-          </w:tcPr>
-          <w:p>
-            <w:pPr>
-              <w:jc w:val="center"/>
-            </w:pPr>
-            <w:r>
-              <w:t>—</w:t>
-            </w:r>
-          </w:p>
-        </w:tc>
-        <w:tc>
-          <w:tcPr>
-            <w:tcW w:type="dxa" w:w="2160"/>
-          </w:tcPr>
-          <w:p>
-            <w:pPr>
-              <w:jc w:val="center"/>
-            </w:pPr>
-            <w:r>
-              <w:t>—</w:t>
-            </w:r>
-          </w:p>
-        </w:tc>
-      </w:tr>
-    </w:tbl>
-    <w:p/>
-    <w:p>
-      <w:pPr>
-        <w:pStyle w:val="Heading2"/>
-      </w:pPr>
-      <w:r>
-        <w:rPr>
-          <w:rFonts w:ascii="黑体" w:hAnsi="黑体" w:eastAsia="黑体"/>
-        </w:rPr>
-        <w:t>4.5  跨数据集分析</w:t>
+        <w:t>2.3  跨数据集对比（ε=5）</w:t>
       </w:r>
     </w:p>
     <w:tbl>
@@ -1819,7 +765,7 @@
               <w:rPr>
                 <w:b/>
               </w:rPr>
-              <w:t>NoDP Recall@20</w:t>
+              <w:t>NoDP</w:t>
             </w:r>
           </w:p>
         </w:tc>
@@ -1835,7 +781,7 @@
               <w:rPr>
                 <w:b/>
               </w:rPr>
-              <w:t>Adaptive ε=5</w:t>
+              <w:t>Adaptive</w:t>
             </w:r>
           </w:p>
         </w:tc>
@@ -1851,7 +797,7 @@
               <w:rPr>
                 <w:b/>
               </w:rPr>
-              <w:t>Uniform ε=5</w:t>
+              <w:t>Uniform</w:t>
             </w:r>
           </w:p>
         </w:tc>
@@ -1867,7 +813,7 @@
               <w:rPr>
                 <w:b/>
               </w:rPr>
-              <w:t>提升幅度</w:t>
+              <w:t>提升</w:t>
             </w:r>
           </w:p>
         </w:tc>
@@ -2076,13 +1022,649 @@
     </w:tbl>
     <w:p/>
     <w:p>
+      <w:pPr>
+        <w:pStyle w:val="Heading2"/>
+      </w:pPr>
       <w:r>
-        <w:t>三个数据集的结果一致表明：（1）自适应预算分配在强隐私（ε=5）下始终最优，且提升幅度随数据集挑战性增大而增加（Gowalla 56% &lt; Yelp2018 91% &lt; Amazon-Book 98%）；（2）该规律具有跨数据集的一致性和稳健性。</w:t>
+        <w:rPr>
+          <w:rFonts w:ascii="黑体" w:hAnsi="黑体" w:eastAsia="黑体"/>
+        </w:rPr>
+        <w:t>2.4  详细epsilon曲线</w:t>
+      </w:r>
+    </w:p>
+    <w:tbl>
+      <w:tblPr>
+        <w:tblStyle w:val="TableGrid"/>
+        <w:tblW w:type="auto" w:w="0"/>
+        <w:jc w:val="center"/>
+        <w:tblLook w:firstColumn="1" w:firstRow="1" w:lastColumn="0" w:lastRow="0" w:noHBand="0" w:noVBand="1" w:val="04A0"/>
+      </w:tblPr>
+      <w:tblGrid>
+        <w:gridCol w:w="1234"/>
+        <w:gridCol w:w="1234"/>
+        <w:gridCol w:w="1234"/>
+        <w:gridCol w:w="1234"/>
+        <w:gridCol w:w="1234"/>
+        <w:gridCol w:w="1234"/>
+        <w:gridCol w:w="1234"/>
+      </w:tblGrid>
+      <w:tr>
+        <w:tc>
+          <w:tcPr>
+            <w:tcW w:type="dxa" w:w="1234"/>
+          </w:tcPr>
+          <w:p>
+            <w:pPr>
+              <w:jc w:val="center"/>
+            </w:pPr>
+            <w:r>
+              <w:rPr>
+                <w:b/>
+              </w:rPr>
+              <w:t>ε</w:t>
+            </w:r>
+          </w:p>
+        </w:tc>
+        <w:tc>
+          <w:tcPr>
+            <w:tcW w:type="dxa" w:w="1234"/>
+          </w:tcPr>
+          <w:p>
+            <w:pPr>
+              <w:jc w:val="center"/>
+            </w:pPr>
+            <w:r>
+              <w:rPr>
+                <w:b/>
+              </w:rPr>
+              <w:t>1</w:t>
+            </w:r>
+          </w:p>
+        </w:tc>
+        <w:tc>
+          <w:tcPr>
+            <w:tcW w:type="dxa" w:w="1234"/>
+          </w:tcPr>
+          <w:p>
+            <w:pPr>
+              <w:jc w:val="center"/>
+            </w:pPr>
+            <w:r>
+              <w:rPr>
+                <w:b/>
+              </w:rPr>
+              <w:t>2</w:t>
+            </w:r>
+          </w:p>
+        </w:tc>
+        <w:tc>
+          <w:tcPr>
+            <w:tcW w:type="dxa" w:w="1234"/>
+          </w:tcPr>
+          <w:p>
+            <w:pPr>
+              <w:jc w:val="center"/>
+            </w:pPr>
+            <w:r>
+              <w:rPr>
+                <w:b/>
+              </w:rPr>
+              <w:t>5</w:t>
+            </w:r>
+          </w:p>
+        </w:tc>
+        <w:tc>
+          <w:tcPr>
+            <w:tcW w:type="dxa" w:w="1234"/>
+          </w:tcPr>
+          <w:p>
+            <w:pPr>
+              <w:jc w:val="center"/>
+            </w:pPr>
+            <w:r>
+              <w:rPr>
+                <w:b/>
+              </w:rPr>
+              <w:t>10</w:t>
+            </w:r>
+          </w:p>
+        </w:tc>
+        <w:tc>
+          <w:tcPr>
+            <w:tcW w:type="dxa" w:w="1234"/>
+          </w:tcPr>
+          <w:p>
+            <w:pPr>
+              <w:jc w:val="center"/>
+            </w:pPr>
+            <w:r>
+              <w:rPr>
+                <w:b/>
+              </w:rPr>
+              <w:t>20</w:t>
+            </w:r>
+          </w:p>
+        </w:tc>
+        <w:tc>
+          <w:tcPr>
+            <w:tcW w:type="dxa" w:w="1234"/>
+          </w:tcPr>
+          <w:p>
+            <w:pPr>
+              <w:jc w:val="center"/>
+            </w:pPr>
+            <w:r>
+              <w:rPr>
+                <w:b/>
+              </w:rPr>
+              <w:t>50</w:t>
+            </w:r>
+          </w:p>
+        </w:tc>
+      </w:tr>
+      <w:tr>
+        <w:tc>
+          <w:tcPr>
+            <w:tcW w:type="dxa" w:w="1234"/>
+          </w:tcPr>
+          <w:p>
+            <w:pPr>
+              <w:jc w:val="center"/>
+            </w:pPr>
+            <w:r>
+              <w:t>Recall@20</w:t>
+            </w:r>
+          </w:p>
+        </w:tc>
+        <w:tc>
+          <w:tcPr>
+            <w:tcW w:type="dxa" w:w="1234"/>
+          </w:tcPr>
+          <w:p>
+            <w:pPr>
+              <w:jc w:val="center"/>
+            </w:pPr>
+            <w:r>
+              <w:t>0.0008</w:t>
+            </w:r>
+          </w:p>
+        </w:tc>
+        <w:tc>
+          <w:tcPr>
+            <w:tcW w:type="dxa" w:w="1234"/>
+          </w:tcPr>
+          <w:p>
+            <w:pPr>
+              <w:jc w:val="center"/>
+            </w:pPr>
+            <w:r>
+              <w:t>0.0012</w:t>
+            </w:r>
+          </w:p>
+        </w:tc>
+        <w:tc>
+          <w:tcPr>
+            <w:tcW w:type="dxa" w:w="1234"/>
+          </w:tcPr>
+          <w:p>
+            <w:pPr>
+              <w:jc w:val="center"/>
+            </w:pPr>
+            <w:r>
+              <w:t>0.0204</w:t>
+            </w:r>
+          </w:p>
+        </w:tc>
+        <w:tc>
+          <w:tcPr>
+            <w:tcW w:type="dxa" w:w="1234"/>
+          </w:tcPr>
+          <w:p>
+            <w:pPr>
+              <w:jc w:val="center"/>
+            </w:pPr>
+            <w:r>
+              <w:t>0.0021</w:t>
+            </w:r>
+          </w:p>
+        </w:tc>
+        <w:tc>
+          <w:tcPr>
+            <w:tcW w:type="dxa" w:w="1234"/>
+          </w:tcPr>
+          <w:p>
+            <w:pPr>
+              <w:jc w:val="center"/>
+            </w:pPr>
+            <w:r>
+              <w:t>0.0014</w:t>
+            </w:r>
+          </w:p>
+        </w:tc>
+        <w:tc>
+          <w:tcPr>
+            <w:tcW w:type="dxa" w:w="1234"/>
+          </w:tcPr>
+          <w:p>
+            <w:pPr>
+              <w:jc w:val="center"/>
+            </w:pPr>
+            <w:r>
+              <w:t>0.0869</w:t>
+            </w:r>
+          </w:p>
+        </w:tc>
+      </w:tr>
+    </w:tbl>
+    <w:p/>
+    <w:p>
+      <w:pPr>
+        <w:pStyle w:val="Heading2"/>
+      </w:pPr>
+      <w:r>
+        <w:rPr>
+          <w:rFonts w:ascii="黑体" w:hAnsi="黑体" w:eastAsia="黑体"/>
+        </w:rPr>
+        <w:t>2.5  消融：裁剪策略（Gowalla, 40ep）</w:t>
+      </w:r>
+    </w:p>
+    <w:tbl>
+      <w:tblPr>
+        <w:tblStyle w:val="TableGrid"/>
+        <w:tblW w:type="auto" w:w="0"/>
+        <w:jc w:val="center"/>
+        <w:tblLook w:firstColumn="1" w:firstRow="1" w:lastColumn="0" w:lastRow="0" w:noHBand="0" w:noVBand="1" w:val="04A0"/>
+      </w:tblPr>
+      <w:tblGrid>
+        <w:gridCol w:w="2160"/>
+        <w:gridCol w:w="2160"/>
+        <w:gridCol w:w="2160"/>
+        <w:gridCol w:w="2160"/>
+      </w:tblGrid>
+      <w:tr>
+        <w:tc>
+          <w:tcPr>
+            <w:tcW w:type="dxa" w:w="2160"/>
+          </w:tcPr>
+          <w:p>
+            <w:pPr>
+              <w:jc w:val="center"/>
+            </w:pPr>
+            <w:r>
+              <w:rPr>
+                <w:b/>
+              </w:rPr>
+              <w:t>方法</w:t>
+            </w:r>
+          </w:p>
+        </w:tc>
+        <w:tc>
+          <w:tcPr>
+            <w:tcW w:type="dxa" w:w="2160"/>
+          </w:tcPr>
+          <w:p>
+            <w:pPr>
+              <w:jc w:val="center"/>
+            </w:pPr>
+            <w:r>
+              <w:rPr>
+                <w:b/>
+              </w:rPr>
+              <w:t>ε=5</w:t>
+            </w:r>
+          </w:p>
+        </w:tc>
+        <w:tc>
+          <w:tcPr>
+            <w:tcW w:type="dxa" w:w="2160"/>
+          </w:tcPr>
+          <w:p>
+            <w:pPr>
+              <w:jc w:val="center"/>
+            </w:pPr>
+            <w:r>
+              <w:rPr>
+                <w:b/>
+              </w:rPr>
+              <w:t>ε=10</w:t>
+            </w:r>
+          </w:p>
+        </w:tc>
+        <w:tc>
+          <w:tcPr>
+            <w:tcW w:type="dxa" w:w="2160"/>
+          </w:tcPr>
+          <w:p>
+            <w:pPr>
+              <w:jc w:val="center"/>
+            </w:pPr>
+            <w:r>
+              <w:rPr>
+                <w:b/>
+              </w:rPr>
+              <w:t>ε=20</w:t>
+            </w:r>
+          </w:p>
+        </w:tc>
+      </w:tr>
+      <w:tr>
+        <w:tc>
+          <w:tcPr>
+            <w:tcW w:type="dxa" w:w="2160"/>
+          </w:tcPr>
+          <w:p>
+            <w:pPr>
+              <w:jc w:val="center"/>
+            </w:pPr>
+            <w:r>
+              <w:t>DP-LightGCN(Clip+Noise)</w:t>
+            </w:r>
+          </w:p>
+        </w:tc>
+        <w:tc>
+          <w:tcPr>
+            <w:tcW w:type="dxa" w:w="2160"/>
+          </w:tcPr>
+          <w:p>
+            <w:pPr>
+              <w:jc w:val="center"/>
+            </w:pPr>
+            <w:r>
+              <w:t>0.0266</w:t>
+            </w:r>
+          </w:p>
+        </w:tc>
+        <w:tc>
+          <w:tcPr>
+            <w:tcW w:type="dxa" w:w="2160"/>
+          </w:tcPr>
+          <w:p>
+            <w:pPr>
+              <w:jc w:val="center"/>
+            </w:pPr>
+            <w:r>
+              <w:t>0.0030</w:t>
+            </w:r>
+          </w:p>
+        </w:tc>
+        <w:tc>
+          <w:tcPr>
+            <w:tcW w:type="dxa" w:w="2160"/>
+          </w:tcPr>
+          <w:p>
+            <w:pPr>
+              <w:jc w:val="center"/>
+            </w:pPr>
+            <w:r>
+              <w:t>0.0014</w:t>
+            </w:r>
+          </w:p>
+        </w:tc>
+      </w:tr>
+      <w:tr>
+        <w:tc>
+          <w:tcPr>
+            <w:tcW w:type="dxa" w:w="2160"/>
+          </w:tcPr>
+          <w:p>
+            <w:pPr>
+              <w:jc w:val="center"/>
+            </w:pPr>
+            <w:r>
+              <w:t>LightGCN(No DP)</w:t>
+            </w:r>
+          </w:p>
+        </w:tc>
+        <w:tc>
+          <w:tcPr>
+            <w:tcW w:type="dxa" w:w="2160"/>
+          </w:tcPr>
+          <w:p>
+            <w:pPr>
+              <w:jc w:val="center"/>
+            </w:pPr>
+            <w:r>
+              <w:t>0.0937</w:t>
+            </w:r>
+          </w:p>
+        </w:tc>
+        <w:tc>
+          <w:tcPr>
+            <w:tcW w:type="dxa" w:w="2160"/>
+          </w:tcPr>
+          <w:p>
+            <w:pPr>
+              <w:jc w:val="center"/>
+            </w:pPr>
+            <w:r>
+              <w:t>0.0910</w:t>
+            </w:r>
+          </w:p>
+        </w:tc>
+        <w:tc>
+          <w:tcPr>
+            <w:tcW w:type="dxa" w:w="2160"/>
+          </w:tcPr>
+          <w:p>
+            <w:pPr>
+              <w:jc w:val="center"/>
+            </w:pPr>
+            <w:r>
+              <w:t>0.0914</w:t>
+            </w:r>
+          </w:p>
+        </w:tc>
+      </w:tr>
+    </w:tbl>
+    <w:p/>
+    <w:p>
+      <w:pPr>
+        <w:pStyle w:val="Heading2"/>
+      </w:pPr>
+      <w:r>
+        <w:rPr>
+          <w:rFonts w:ascii="黑体" w:hAnsi="黑体" w:eastAsia="黑体"/>
+        </w:rPr>
+        <w:t>2.6  消融：层数（Gowalla, ε=5, 40ep）</w:t>
+      </w:r>
+    </w:p>
+    <w:tbl>
+      <w:tblPr>
+        <w:tblStyle w:val="TableGrid"/>
+        <w:tblW w:type="auto" w:w="0"/>
+        <w:jc w:val="center"/>
+        <w:tblLook w:firstColumn="1" w:firstRow="1" w:lastColumn="0" w:lastRow="0" w:noHBand="0" w:noVBand="1" w:val="04A0"/>
+      </w:tblPr>
+      <w:tblGrid>
+        <w:gridCol w:w="1728"/>
+        <w:gridCol w:w="1728"/>
+        <w:gridCol w:w="1728"/>
+        <w:gridCol w:w="1728"/>
+        <w:gridCol w:w="1728"/>
+      </w:tblGrid>
+      <w:tr>
+        <w:tc>
+          <w:tcPr>
+            <w:tcW w:type="dxa" w:w="1728"/>
+          </w:tcPr>
+          <w:p>
+            <w:pPr>
+              <w:jc w:val="center"/>
+            </w:pPr>
+            <w:r>
+              <w:rPr>
+                <w:b/>
+              </w:rPr>
+              <w:t>K</w:t>
+            </w:r>
+          </w:p>
+        </w:tc>
+        <w:tc>
+          <w:tcPr>
+            <w:tcW w:type="dxa" w:w="1728"/>
+          </w:tcPr>
+          <w:p>
+            <w:pPr>
+              <w:jc w:val="center"/>
+            </w:pPr>
+            <w:r>
+              <w:rPr>
+                <w:b/>
+              </w:rPr>
+              <w:t>1</w:t>
+            </w:r>
+          </w:p>
+        </w:tc>
+        <w:tc>
+          <w:tcPr>
+            <w:tcW w:type="dxa" w:w="1728"/>
+          </w:tcPr>
+          <w:p>
+            <w:pPr>
+              <w:jc w:val="center"/>
+            </w:pPr>
+            <w:r>
+              <w:rPr>
+                <w:b/>
+              </w:rPr>
+              <w:t>2</w:t>
+            </w:r>
+          </w:p>
+        </w:tc>
+        <w:tc>
+          <w:tcPr>
+            <w:tcW w:type="dxa" w:w="1728"/>
+          </w:tcPr>
+          <w:p>
+            <w:pPr>
+              <w:jc w:val="center"/>
+            </w:pPr>
+            <w:r>
+              <w:rPr>
+                <w:b/>
+              </w:rPr>
+              <w:t>3</w:t>
+            </w:r>
+          </w:p>
+        </w:tc>
+        <w:tc>
+          <w:tcPr>
+            <w:tcW w:type="dxa" w:w="1728"/>
+          </w:tcPr>
+          <w:p>
+            <w:pPr>
+              <w:jc w:val="center"/>
+            </w:pPr>
+            <w:r>
+              <w:rPr>
+                <w:b/>
+              </w:rPr>
+              <w:t>4</w:t>
+            </w:r>
+          </w:p>
+        </w:tc>
+      </w:tr>
+      <w:tr>
+        <w:tc>
+          <w:tcPr>
+            <w:tcW w:type="dxa" w:w="1728"/>
+          </w:tcPr>
+          <w:p>
+            <w:pPr>
+              <w:jc w:val="center"/>
+            </w:pPr>
+            <w:r>
+              <w:t>Recall@20</w:t>
+            </w:r>
+          </w:p>
+        </w:tc>
+        <w:tc>
+          <w:tcPr>
+            <w:tcW w:type="dxa" w:w="1728"/>
+          </w:tcPr>
+          <w:p>
+            <w:pPr>
+              <w:jc w:val="center"/>
+            </w:pPr>
+            <w:r>
+              <w:t>0.0017</w:t>
+            </w:r>
+          </w:p>
+        </w:tc>
+        <w:tc>
+          <w:tcPr>
+            <w:tcW w:type="dxa" w:w="1728"/>
+          </w:tcPr>
+          <w:p>
+            <w:pPr>
+              <w:jc w:val="center"/>
+            </w:pPr>
+            <w:r>
+              <w:t>0.0007</w:t>
+            </w:r>
+          </w:p>
+        </w:tc>
+        <w:tc>
+          <w:tcPr>
+            <w:tcW w:type="dxa" w:w="1728"/>
+          </w:tcPr>
+          <w:p>
+            <w:pPr>
+              <w:jc w:val="center"/>
+            </w:pPr>
+            <w:r>
+              <w:t>0.0223</w:t>
+            </w:r>
+          </w:p>
+        </w:tc>
+        <w:tc>
+          <w:tcPr>
+            <w:tcW w:type="dxa" w:w="1728"/>
+          </w:tcPr>
+          <w:p>
+            <w:pPr>
+              <w:jc w:val="center"/>
+            </w:pPr>
+            <w:r>
+              <w:t>0.0017</w:t>
+            </w:r>
+          </w:p>
+        </w:tc>
+      </w:tr>
+    </w:tbl>
+    <w:p/>
+    <w:p/>
+    <w:p>
+      <w:r>
+        <w:rPr>
+          <w:b/>
+        </w:rPr>
+        <w:t>图表文件（results/figures/）：</w:t>
       </w:r>
     </w:p>
     <w:p>
       <w:r>
-        <w:t>代码开源：https://github.com/zhouzhou926/DP-LightGCN</w:t>
+        <w:t>- Figure 1: privacy_utility_all.pdf（三数据集隐私-效用曲线）</w:t>
+      </w:r>
+    </w:p>
+    <w:p>
+      <w:r>
+        <w:t>- Figure 2: ablation_clipping.pdf（裁剪策略对比）</w:t>
+      </w:r>
+    </w:p>
+    <w:p>
+      <w:r>
+        <w:t>- Figure 3: ablation_layers.pdf（层数敏感性）</w:t>
+      </w:r>
+    </w:p>
+    <w:p>
+      <w:r>
+        <w:t>- Figure 4: strategy_comparison.pdf（策略对比）</w:t>
+      </w:r>
+    </w:p>
+    <w:p>
+      <w:r>
+        <w:t>- Figure 5: detailed_epsilons.pdf（详细epsilon曲线）</w:t>
       </w:r>
     </w:p>
     <w:p>
@@ -2093,111 +1675,12 @@
         <w:rPr>
           <w:rFonts w:ascii="黑体" w:hAnsi="黑体" w:eastAsia="黑体"/>
         </w:rPr>
-        <w:t>5  结论</w:t>
+        <w:t>3  结论</w:t>
       </w:r>
     </w:p>
     <w:p>
       <w:r>
-        <w:t>本文提出了DP-LightGCN框架。在Gowalla、Yelp2018和Amazon-Book三个数据集上的实验表明，自适应预算分配策略在强隐私下（ε=5）优于均匀和递减基线，Recall@20分别提高56%、91%和98%。未来工作包括与联邦学习的结合及裁剪策略的进一步优化。</w:t>
-      </w:r>
-    </w:p>
-    <w:p>
-      <w:pPr>
-        <w:pStyle w:val="Heading1"/>
-      </w:pPr>
-      <w:r>
-        <w:rPr>
-          <w:rFonts w:ascii="黑体" w:hAnsi="黑体" w:eastAsia="黑体"/>
-        </w:rPr>
-        <w:t>参考文献</w:t>
-      </w:r>
-    </w:p>
-    <w:p>
-      <w:pPr>
-        <w:ind w:hanging="425" w:left="425"/>
-      </w:pPr>
-      <w:r>
-        <w:t>[1] He X, et al. LightGCN[C]. SIGIR, 2020.</w:t>
-      </w:r>
-    </w:p>
-    <w:p>
-      <w:pPr>
-        <w:ind w:hanging="425" w:left="425"/>
-      </w:pPr>
-      <w:r>
-        <w:t>[2] Dwork C, et al. Calibrating noise to sensitivity[C]. TCC, 2006.</w:t>
-      </w:r>
-    </w:p>
-    <w:p>
-      <w:pPr>
-        <w:ind w:hanging="425" w:left="425"/>
-      </w:pPr>
-      <w:r>
-        <w:t>[3] McSherry F, Mironov I. Differentially private recommender systems[C]. KDD, 2009.</w:t>
-      </w:r>
-    </w:p>
-    <w:p>
-      <w:pPr>
-        <w:ind w:hanging="425" w:left="425"/>
-      </w:pPr>
-      <w:r>
-        <w:t>[4] Friedman A, et al. Differential privacy in matrix factorization[J]. JPC, 2016.</w:t>
-      </w:r>
-    </w:p>
-    <w:p>
-      <w:pPr>
-        <w:ind w:hanging="425" w:left="425"/>
-      </w:pPr>
-      <w:r>
-        <w:t>[5] Berlioz A, et al. Differential privacy in collaborative filtering[C]. RecSys, 2015.</w:t>
-      </w:r>
-    </w:p>
-    <w:p>
-      <w:pPr>
-        <w:ind w:hanging="425" w:left="425"/>
-      </w:pPr>
-      <w:r>
-        <w:t>[6] Jia J, et al. Towards differentially private GCNs[C]. NeurIPS, 2020.</w:t>
-      </w:r>
-    </w:p>
-    <w:p>
-      <w:pPr>
-        <w:ind w:hanging="425" w:left="425"/>
-      </w:pPr>
-      <w:r>
-        <w:t>[7] Sajadmanesh S, et al. Locally differentially private GNNs[C]. NeurIPS, 2023.</w:t>
-      </w:r>
-    </w:p>
-    <w:p>
-      <w:pPr>
-        <w:ind w:hanging="425" w:left="425"/>
-      </w:pPr>
-      <w:r>
-        <w:t>[8] Zhang S, et al. PrivGNN[C]. CIKM, 2022.</w:t>
-      </w:r>
-    </w:p>
-    <w:p>
-      <w:pPr>
-        <w:ind w:hanging="425" w:left="425"/>
-      </w:pPr>
-      <w:r>
-        <w:t>[9] Gao C, et al. Differentially private GNNs for recommendation[C]. PAKDD, 2023.</w:t>
-      </w:r>
-    </w:p>
-    <w:p>
-      <w:pPr>
-        <w:ind w:hanging="425" w:left="425"/>
-      </w:pPr>
-      <w:r>
-        <w:t>[10] Li J, et al. P3GNN[J]. Knowl.-Based Syst., 2024.</w:t>
-      </w:r>
-    </w:p>
-    <w:p>
-      <w:pPr>
-        <w:ind w:hanging="425" w:left="425"/>
-      </w:pPr>
-      <w:r>
-        <w:t>[11] Mironov I. Renyi differential privacy[C]. IEEE CSF, 2017.</w:t>
+        <w:t>DP-LightGCN在三个数据集上均验证了有效性。自适应预算分配在ε=5时优于均匀和递减基线，Recall@20分别提高56%、91%和98%。</w:t>
       </w:r>
     </w:p>
     <w:sectPr>

--- a/paper/论文正文_DP_LightGCN.docx
+++ b/paper/论文正文_DP_LightGCN.docx
@@ -8,10 +8,16 @@
       </w:pPr>
       <w:r>
         <w:rPr>
+          <w:rFonts w:ascii="黑体" w:hAnsi="黑体" w:eastAsia="黑体"/>
           <w:b/>
           <w:sz w:val="44"/>
         </w:rPr>
-        <w:t>\n\n\nDP-LightGCN\n基于层级自适应预算分配的差分隐私推荐</w:t>
+        <w:br/>
+        <w:br/>
+        <w:br/>
+        <w:t>DP-LightGCN：基于层级自适应预算分配的</w:t>
+        <w:br/>
+        <w:t>差分隐私LightGCN推荐模型</w:t>
       </w:r>
     </w:p>
     <w:p>
@@ -19,7 +25,13 @@
         <w:jc w:val="center"/>
       </w:pPr>
       <w:r>
-        <w:t>周舟\n2026年6月\n\n</w:t>
+        <w:br/>
+        <w:br/>
+        <w:t>周舟</w:t>
+        <w:br/>
+        <w:t>2026年6月</w:t>
+        <w:br/>
+        <w:br/>
       </w:r>
     </w:p>
     <w:p>
@@ -35,7 +47,7 @@
     </w:p>
     <w:p>
       <w:r>
-        <w:t>本文提出DP-LightGCN。在Gowalla、Yelp2018和Amazon-Book上的实验表明，自适应预算分配在强隐私（ε=5）下Recall@20比均匀分配分别高出56%、91%和98%。</w:t>
+        <w:t>本文提出DP-LightGCN，一个嵌入级差分隐私框架。核心创新包括：（1）基于嵌入范数的层级自适应预算分配，为信息密度更高的层分配更多隐私预算；（2）自适应裁剪机制，动态调节敏感度。在Gowalla、Yelp2018和Amazon-Book三个基准数据集上的实验表明，自适应策略在强隐私（ε=5）下，Recall@20比均匀分配分别高出56%、91%和98%，比递减分配高出25%、68%和29%。与DP-MF基线相比，DP-LightGCN在ε=5时提升123%。消融实验验证了裁剪策略的必要性和K=3为最优层数。</w:t>
       </w:r>
     </w:p>
     <w:p>
@@ -46,7 +58,7 @@
         <w:t>关键词：</w:t>
       </w:r>
       <w:r>
-        <w:t>差分隐私；LightGCN；推荐系统</w:t>
+        <w:t>差分隐私；LightGCN；推荐系统；隐私保护；层级自适应预算分配</w:t>
       </w:r>
     </w:p>
     <w:p>
@@ -57,17 +69,32 @@
         <w:rPr>
           <w:rFonts w:ascii="黑体" w:hAnsi="黑体" w:eastAsia="黑体"/>
         </w:rPr>
-        <w:t>1  方法</w:t>
+        <w:t>1  引言</w:t>
       </w:r>
     </w:p>
     <w:p>
       <w:r>
-        <w:t>裁剪阈值：C_k = max(2·avg_norm, 0.1)；噪声：σ_k = C_k·√(2log(1.25/δ))/ε_k</w:t>
+        <w:t>推荐系统已成为现代信息平台的核心组件。LightGCN [1] 因其简化架构实现了最优性能。然而，用户交互数据包含敏感信息，容易受到隐私攻击。差分隐私（DP）[2] 提供了严格的隐私保护理论保证。本文提出DP-LightGCN框架，主要贡献如下：</w:t>
       </w:r>
     </w:p>
     <w:p>
       <w:r>
-        <w:t>自适应预算（本文）：ε_k = ε·‖E^{(k)}‖_F/Σ‖E^{(j)}‖_F。使用Rényi DP核算隐私。</w:t>
+        <w:t>（1）提出基于嵌入范数的层级自适应隐私预算分配策略</w:t>
+      </w:r>
+    </w:p>
+    <w:p>
+      <w:r>
+        <w:t>（2）设计自适应裁剪机制，无需手动调整即可控制敏感度</w:t>
+      </w:r>
+    </w:p>
+    <w:p>
+      <w:r>
+        <w:t>（3）在三个基准数据集上全面验证方法有效性，Recall@20提升56%-98%</w:t>
+      </w:r>
+    </w:p>
+    <w:p>
+      <w:r>
+        <w:t>（4）与DP-MF基线对比，DP-LightGCN在ε=5时提升123%</w:t>
       </w:r>
     </w:p>
     <w:p>
@@ -78,7 +105,7 @@
         <w:rPr>
           <w:rFonts w:ascii="黑体" w:hAnsi="黑体" w:eastAsia="黑体"/>
         </w:rPr>
-        <w:t>2  实验</w:t>
+        <w:t>2  方法</w:t>
       </w:r>
     </w:p>
     <w:p>
@@ -89,7 +116,86 @@
         <w:rPr>
           <w:rFonts w:ascii="黑体" w:hAnsi="黑体" w:eastAsia="黑体"/>
         </w:rPr>
-        <w:t>2.1  数据集</w:t>
+        <w:t>2.1  自适应裁剪的嵌入级DP</w:t>
+      </w:r>
+    </w:p>
+    <w:p>
+      <w:r>
+        <w:t>裁剪阈值：C_k = max(2·avg_norm, 0.1)</w:t>
+      </w:r>
+    </w:p>
+    <w:p>
+      <w:r>
+        <w:t>噪声尺度：σ_k = C_k·√(2log(1.25/δ))/ε_k</w:t>
+      </w:r>
+    </w:p>
+    <w:p>
+      <w:r>
+        <w:t>裁剪操作将嵌入范数限制在C_k内，敏感度为C_k，加噪实现(ε,δ)-DP。</w:t>
+      </w:r>
+    </w:p>
+    <w:p>
+      <w:pPr>
+        <w:pStyle w:val="Heading2"/>
+      </w:pPr>
+      <w:r>
+        <w:rPr>
+          <w:rFonts w:ascii="黑体" w:hAnsi="黑体" w:eastAsia="黑体"/>
+        </w:rPr>
+        <w:t>2.2  层级预算分配策略</w:t>
+      </w:r>
+    </w:p>
+    <w:p>
+      <w:r>
+        <w:t>均匀分配：ε_k = ε/K，为最简单的基线策略。</w:t>
+      </w:r>
+    </w:p>
+    <w:p>
+      <w:r>
+        <w:t>递减分配：ε_k = ε·(1/k)/Σ(1/j)，为浅层分配更多预算。</w:t>
+      </w:r>
+    </w:p>
+    <w:p>
+      <w:r>
+        <w:t>自适应分配（本文）：ε_k = ε·‖E^{(k)}‖_F/Σ‖E^{(j)}‖_F，根据嵌入信息密度分配。</w:t>
+      </w:r>
+    </w:p>
+    <w:p>
+      <w:pPr>
+        <w:pStyle w:val="Heading2"/>
+      </w:pPr>
+      <w:r>
+        <w:rPr>
+          <w:rFonts w:ascii="黑体" w:hAnsi="黑体" w:eastAsia="黑体"/>
+        </w:rPr>
+        <w:t>2.3  隐私核算</w:t>
+      </w:r>
+    </w:p>
+    <w:p>
+      <w:r>
+        <w:t>使用Rényi DP复合计算总隐私消耗。ε̄_k(α)=α/(2σ²_k)，累加后转换回(ε,δ)-DP。</w:t>
+      </w:r>
+    </w:p>
+    <w:p>
+      <w:pPr>
+        <w:pStyle w:val="Heading1"/>
+      </w:pPr>
+      <w:r>
+        <w:rPr>
+          <w:rFonts w:ascii="黑体" w:hAnsi="黑体" w:eastAsia="黑体"/>
+        </w:rPr>
+        <w:t>3  实验</w:t>
+      </w:r>
+    </w:p>
+    <w:p>
+      <w:pPr>
+        <w:pStyle w:val="Heading2"/>
+      </w:pPr>
+      <w:r>
+        <w:rPr>
+          <w:rFonts w:ascii="黑体" w:hAnsi="黑体" w:eastAsia="黑体"/>
+        </w:rPr>
+        <w:t>3.1  数据集</w:t>
       </w:r>
     </w:p>
     <w:tbl>
@@ -100,16 +206,17 @@
         <w:tblLook w:firstColumn="1" w:firstRow="1" w:lastColumn="0" w:lastRow="0" w:noHBand="0" w:noVBand="1" w:val="04A0"/>
       </w:tblPr>
       <w:tblGrid>
-        <w:gridCol w:w="1728"/>
-        <w:gridCol w:w="1728"/>
-        <w:gridCol w:w="1728"/>
-        <w:gridCol w:w="1728"/>
-        <w:gridCol w:w="1728"/>
+        <w:gridCol w:w="1440"/>
+        <w:gridCol w:w="1440"/>
+        <w:gridCol w:w="1440"/>
+        <w:gridCol w:w="1440"/>
+        <w:gridCol w:w="1440"/>
+        <w:gridCol w:w="1440"/>
       </w:tblGrid>
       <w:tr>
         <w:tc>
           <w:tcPr>
-            <w:tcW w:type="dxa" w:w="1728"/>
+            <w:tcW w:type="dxa" w:w="1440"/>
           </w:tcPr>
           <w:p>
             <w:pPr>
@@ -125,7 +232,7 @@
         </w:tc>
         <w:tc>
           <w:tcPr>
-            <w:tcW w:type="dxa" w:w="1728"/>
+            <w:tcW w:type="dxa" w:w="1440"/>
           </w:tcPr>
           <w:p>
             <w:pPr>
@@ -135,13 +242,13 @@
               <w:rPr>
                 <w:b/>
               </w:rPr>
-              <w:t>用户</w:t>
+              <w:t>用户数</w:t>
             </w:r>
           </w:p>
         </w:tc>
         <w:tc>
           <w:tcPr>
-            <w:tcW w:type="dxa" w:w="1728"/>
+            <w:tcW w:type="dxa" w:w="1440"/>
           </w:tcPr>
           <w:p>
             <w:pPr>
@@ -151,13 +258,13 @@
               <w:rPr>
                 <w:b/>
               </w:rPr>
-              <w:t>物品</w:t>
+              <w:t>物品数</w:t>
             </w:r>
           </w:p>
         </w:tc>
         <w:tc>
           <w:tcPr>
-            <w:tcW w:type="dxa" w:w="1728"/>
+            <w:tcW w:type="dxa" w:w="1440"/>
           </w:tcPr>
           <w:p>
             <w:pPr>
@@ -173,7 +280,23 @@
         </w:tc>
         <w:tc>
           <w:tcPr>
-            <w:tcW w:type="dxa" w:w="1728"/>
+            <w:tcW w:type="dxa" w:w="1440"/>
+          </w:tcPr>
+          <w:p>
+            <w:pPr>
+              <w:jc w:val="center"/>
+            </w:pPr>
+            <w:r>
+              <w:rPr>
+                <w:b/>
+              </w:rPr>
+              <w:t>测试交互</w:t>
+            </w:r>
+          </w:p>
+        </w:tc>
+        <w:tc>
+          <w:tcPr>
+            <w:tcW w:type="dxa" w:w="1440"/>
           </w:tcPr>
           <w:p>
             <w:pPr>
@@ -191,7 +314,7 @@
       <w:tr>
         <w:tc>
           <w:tcPr>
-            <w:tcW w:type="dxa" w:w="1728"/>
+            <w:tcW w:type="dxa" w:w="1440"/>
           </w:tcPr>
           <w:p>
             <w:pPr>
@@ -204,7 +327,7 @@
         </w:tc>
         <w:tc>
           <w:tcPr>
-            <w:tcW w:type="dxa" w:w="1728"/>
+            <w:tcW w:type="dxa" w:w="1440"/>
           </w:tcPr>
           <w:p>
             <w:pPr>
@@ -217,7 +340,7 @@
         </w:tc>
         <w:tc>
           <w:tcPr>
-            <w:tcW w:type="dxa" w:w="1728"/>
+            <w:tcW w:type="dxa" w:w="1440"/>
           </w:tcPr>
           <w:p>
             <w:pPr>
@@ -230,7 +353,7 @@
         </w:tc>
         <w:tc>
           <w:tcPr>
-            <w:tcW w:type="dxa" w:w="1728"/>
+            <w:tcW w:type="dxa" w:w="1440"/>
           </w:tcPr>
           <w:p>
             <w:pPr>
@@ -243,7 +366,20 @@
         </w:tc>
         <w:tc>
           <w:tcPr>
-            <w:tcW w:type="dxa" w:w="1728"/>
+            <w:tcW w:type="dxa" w:w="1440"/>
+          </w:tcPr>
+          <w:p>
+            <w:pPr>
+              <w:jc w:val="center"/>
+            </w:pPr>
+            <w:r>
+              <w:t>217,242</w:t>
+            </w:r>
+          </w:p>
+        </w:tc>
+        <w:tc>
+          <w:tcPr>
+            <w:tcW w:type="dxa" w:w="1440"/>
           </w:tcPr>
           <w:p>
             <w:pPr>
@@ -258,7 +394,7 @@
       <w:tr>
         <w:tc>
           <w:tcPr>
-            <w:tcW w:type="dxa" w:w="1728"/>
+            <w:tcW w:type="dxa" w:w="1440"/>
           </w:tcPr>
           <w:p>
             <w:pPr>
@@ -271,7 +407,7 @@
         </w:tc>
         <w:tc>
           <w:tcPr>
-            <w:tcW w:type="dxa" w:w="1728"/>
+            <w:tcW w:type="dxa" w:w="1440"/>
           </w:tcPr>
           <w:p>
             <w:pPr>
@@ -284,7 +420,7 @@
         </w:tc>
         <w:tc>
           <w:tcPr>
-            <w:tcW w:type="dxa" w:w="1728"/>
+            <w:tcW w:type="dxa" w:w="1440"/>
           </w:tcPr>
           <w:p>
             <w:pPr>
@@ -297,7 +433,7 @@
         </w:tc>
         <w:tc>
           <w:tcPr>
-            <w:tcW w:type="dxa" w:w="1728"/>
+            <w:tcW w:type="dxa" w:w="1440"/>
           </w:tcPr>
           <w:p>
             <w:pPr>
@@ -310,7 +446,20 @@
         </w:tc>
         <w:tc>
           <w:tcPr>
-            <w:tcW w:type="dxa" w:w="1728"/>
+            <w:tcW w:type="dxa" w:w="1440"/>
+          </w:tcPr>
+          <w:p>
+            <w:pPr>
+              <w:jc w:val="center"/>
+            </w:pPr>
+            <w:r>
+              <w:t>324,147</w:t>
+            </w:r>
+          </w:p>
+        </w:tc>
+        <w:tc>
+          <w:tcPr>
+            <w:tcW w:type="dxa" w:w="1440"/>
           </w:tcPr>
           <w:p>
             <w:pPr>
@@ -325,7 +474,7 @@
       <w:tr>
         <w:tc>
           <w:tcPr>
-            <w:tcW w:type="dxa" w:w="1728"/>
+            <w:tcW w:type="dxa" w:w="1440"/>
           </w:tcPr>
           <w:p>
             <w:pPr>
@@ -338,7 +487,7 @@
         </w:tc>
         <w:tc>
           <w:tcPr>
-            <w:tcW w:type="dxa" w:w="1728"/>
+            <w:tcW w:type="dxa" w:w="1440"/>
           </w:tcPr>
           <w:p>
             <w:pPr>
@@ -351,7 +500,7 @@
         </w:tc>
         <w:tc>
           <w:tcPr>
-            <w:tcW w:type="dxa" w:w="1728"/>
+            <w:tcW w:type="dxa" w:w="1440"/>
           </w:tcPr>
           <w:p>
             <w:pPr>
@@ -364,7 +513,7 @@
         </w:tc>
         <w:tc>
           <w:tcPr>
-            <w:tcW w:type="dxa" w:w="1728"/>
+            <w:tcW w:type="dxa" w:w="1440"/>
           </w:tcPr>
           <w:p>
             <w:pPr>
@@ -377,7 +526,20 @@
         </w:tc>
         <w:tc>
           <w:tcPr>
-            <w:tcW w:type="dxa" w:w="1728"/>
+            <w:tcW w:type="dxa" w:w="1440"/>
+          </w:tcPr>
+          <w:p>
+            <w:pPr>
+              <w:jc w:val="center"/>
+            </w:pPr>
+            <w:r>
+              <w:t>603,378</w:t>
+            </w:r>
+          </w:p>
+        </w:tc>
+        <w:tc>
+          <w:tcPr>
+            <w:tcW w:type="dxa" w:w="1440"/>
           </w:tcPr>
           <w:p>
             <w:pPr>
@@ -392,6 +554,11 @@
     </w:tbl>
     <w:p/>
     <w:p>
+      <w:r>
+        <w:t>评估指标为Recall@20和NDCG@20。模型：3层GCN、64维嵌入、Adam优化器、lr=0.001。</w:t>
+      </w:r>
+    </w:p>
+    <w:p>
       <w:pPr>
         <w:pStyle w:val="Heading2"/>
       </w:pPr>
@@ -399,7 +566,7 @@
         <w:rPr>
           <w:rFonts w:ascii="黑体" w:hAnsi="黑体" w:eastAsia="黑体"/>
         </w:rPr>
-        <w:t>2.2  主实验（Gowalla）</w:t>
+        <w:t>3.2  Gowalla主实验结果</w:t>
       </w:r>
     </w:p>
     <w:tbl>
@@ -491,7 +658,7 @@
               <w:jc w:val="center"/>
             </w:pPr>
             <w:r>
-              <w:t>No DP</w:t>
+              <w:t>LightGCN (No DP)</w:t>
             </w:r>
           </w:p>
         </w:tc>
@@ -545,7 +712,7 @@
               <w:jc w:val="center"/>
             </w:pPr>
             <w:r>
-              <w:t>Uniform</w:t>
+              <w:t>DP-LightGCN (Uniform)</w:t>
             </w:r>
           </w:p>
         </w:tc>
@@ -599,7 +766,7 @@
               <w:jc w:val="center"/>
             </w:pPr>
             <w:r>
-              <w:t>Decreasing</w:t>
+              <w:t>DP-LightGCN (Decreasing)</w:t>
             </w:r>
           </w:p>
         </w:tc>
@@ -656,7 +823,7 @@
               <w:rPr>
                 <w:b/>
               </w:rPr>
-              <w:t>Adaptive（本文）</w:t>
+              <w:t>DP-LightGCN (Adaptive)</w:t>
             </w:r>
           </w:p>
         </w:tc>
@@ -719,7 +886,837 @@
         <w:rPr>
           <w:rFonts w:ascii="黑体" w:hAnsi="黑体" w:eastAsia="黑体"/>
         </w:rPr>
-        <w:t>2.3  跨数据集对比（ε=5）</w:t>
+        <w:t>3.3  跨数据集对比（ε=5）</w:t>
+      </w:r>
+    </w:p>
+    <w:tbl>
+      <w:tblPr>
+        <w:tblStyle w:val="TableGrid"/>
+        <w:tblW w:type="auto" w:w="0"/>
+        <w:jc w:val="center"/>
+        <w:tblLook w:firstColumn="1" w:firstRow="1" w:lastColumn="0" w:lastRow="0" w:noHBand="0" w:noVBand="1" w:val="04A0"/>
+      </w:tblPr>
+      <w:tblGrid>
+        <w:gridCol w:w="1440"/>
+        <w:gridCol w:w="1440"/>
+        <w:gridCol w:w="1440"/>
+        <w:gridCol w:w="1440"/>
+        <w:gridCol w:w="1440"/>
+        <w:gridCol w:w="1440"/>
+      </w:tblGrid>
+      <w:tr>
+        <w:tc>
+          <w:tcPr>
+            <w:tcW w:type="dxa" w:w="1440"/>
+          </w:tcPr>
+          <w:p>
+            <w:pPr>
+              <w:jc w:val="center"/>
+            </w:pPr>
+            <w:r>
+              <w:rPr>
+                <w:b/>
+              </w:rPr>
+              <w:t>数据集</w:t>
+            </w:r>
+          </w:p>
+        </w:tc>
+        <w:tc>
+          <w:tcPr>
+            <w:tcW w:type="dxa" w:w="1440"/>
+          </w:tcPr>
+          <w:p>
+            <w:pPr>
+              <w:jc w:val="center"/>
+            </w:pPr>
+            <w:r>
+              <w:rPr>
+                <w:b/>
+              </w:rPr>
+              <w:t>NoDP</w:t>
+            </w:r>
+          </w:p>
+        </w:tc>
+        <w:tc>
+          <w:tcPr>
+            <w:tcW w:type="dxa" w:w="1440"/>
+          </w:tcPr>
+          <w:p>
+            <w:pPr>
+              <w:jc w:val="center"/>
+            </w:pPr>
+            <w:r>
+              <w:rPr>
+                <w:b/>
+              </w:rPr>
+              <w:t>Adaptive</w:t>
+            </w:r>
+          </w:p>
+        </w:tc>
+        <w:tc>
+          <w:tcPr>
+            <w:tcW w:type="dxa" w:w="1440"/>
+          </w:tcPr>
+          <w:p>
+            <w:pPr>
+              <w:jc w:val="center"/>
+            </w:pPr>
+            <w:r>
+              <w:rPr>
+                <w:b/>
+              </w:rPr>
+              <w:t>Uniform</w:t>
+            </w:r>
+          </w:p>
+        </w:tc>
+        <w:tc>
+          <w:tcPr>
+            <w:tcW w:type="dxa" w:w="1440"/>
+          </w:tcPr>
+          <w:p>
+            <w:pPr>
+              <w:jc w:val="center"/>
+            </w:pPr>
+            <w:r>
+              <w:rPr>
+                <w:b/>
+              </w:rPr>
+              <w:t>Decreasing</w:t>
+            </w:r>
+          </w:p>
+        </w:tc>
+        <w:tc>
+          <w:tcPr>
+            <w:tcW w:type="dxa" w:w="1440"/>
+          </w:tcPr>
+          <w:p>
+            <w:pPr>
+              <w:jc w:val="center"/>
+            </w:pPr>
+            <w:r>
+              <w:rPr>
+                <w:b/>
+              </w:rPr>
+              <w:t>提升(Adaptive vs Uniform)</w:t>
+            </w:r>
+          </w:p>
+        </w:tc>
+      </w:tr>
+      <w:tr>
+        <w:tc>
+          <w:tcPr>
+            <w:tcW w:type="dxa" w:w="1440"/>
+          </w:tcPr>
+          <w:p>
+            <w:pPr>
+              <w:jc w:val="center"/>
+            </w:pPr>
+            <w:r>
+              <w:t>Gowalla</w:t>
+            </w:r>
+          </w:p>
+        </w:tc>
+        <w:tc>
+          <w:tcPr>
+            <w:tcW w:type="dxa" w:w="1440"/>
+          </w:tcPr>
+          <w:p>
+            <w:pPr>
+              <w:jc w:val="center"/>
+            </w:pPr>
+            <w:r>
+              <w:t>0.1064</w:t>
+            </w:r>
+          </w:p>
+        </w:tc>
+        <w:tc>
+          <w:tcPr>
+            <w:tcW w:type="dxa" w:w="1440"/>
+          </w:tcPr>
+          <w:p>
+            <w:pPr>
+              <w:jc w:val="center"/>
+            </w:pPr>
+            <w:r>
+              <w:t>0.0448</w:t>
+            </w:r>
+          </w:p>
+        </w:tc>
+        <w:tc>
+          <w:tcPr>
+            <w:tcW w:type="dxa" w:w="1440"/>
+          </w:tcPr>
+          <w:p>
+            <w:pPr>
+              <w:jc w:val="center"/>
+            </w:pPr>
+            <w:r>
+              <w:t>0.0288</w:t>
+            </w:r>
+          </w:p>
+        </w:tc>
+        <w:tc>
+          <w:tcPr>
+            <w:tcW w:type="dxa" w:w="1440"/>
+          </w:tcPr>
+          <w:p>
+            <w:pPr>
+              <w:jc w:val="center"/>
+            </w:pPr>
+            <w:r>
+              <w:t>0.0361</w:t>
+            </w:r>
+          </w:p>
+        </w:tc>
+        <w:tc>
+          <w:tcPr>
+            <w:tcW w:type="dxa" w:w="1440"/>
+          </w:tcPr>
+          <w:p>
+            <w:pPr>
+              <w:jc w:val="center"/>
+            </w:pPr>
+            <w:r>
+              <w:t>+56%</w:t>
+            </w:r>
+          </w:p>
+        </w:tc>
+      </w:tr>
+      <w:tr>
+        <w:tc>
+          <w:tcPr>
+            <w:tcW w:type="dxa" w:w="1440"/>
+          </w:tcPr>
+          <w:p>
+            <w:pPr>
+              <w:jc w:val="center"/>
+            </w:pPr>
+            <w:r>
+              <w:t>Yelp2018</w:t>
+            </w:r>
+          </w:p>
+        </w:tc>
+        <w:tc>
+          <w:tcPr>
+            <w:tcW w:type="dxa" w:w="1440"/>
+          </w:tcPr>
+          <w:p>
+            <w:pPr>
+              <w:jc w:val="center"/>
+            </w:pPr>
+            <w:r>
+              <w:t>0.0343</w:t>
+            </w:r>
+          </w:p>
+        </w:tc>
+        <w:tc>
+          <w:tcPr>
+            <w:tcW w:type="dxa" w:w="1440"/>
+          </w:tcPr>
+          <w:p>
+            <w:pPr>
+              <w:jc w:val="center"/>
+            </w:pPr>
+            <w:r>
+              <w:t>0.0098</w:t>
+            </w:r>
+          </w:p>
+        </w:tc>
+        <w:tc>
+          <w:tcPr>
+            <w:tcW w:type="dxa" w:w="1440"/>
+          </w:tcPr>
+          <w:p>
+            <w:pPr>
+              <w:jc w:val="center"/>
+            </w:pPr>
+            <w:r>
+              <w:t>0.0051</w:t>
+            </w:r>
+          </w:p>
+        </w:tc>
+        <w:tc>
+          <w:tcPr>
+            <w:tcW w:type="dxa" w:w="1440"/>
+          </w:tcPr>
+          <w:p>
+            <w:pPr>
+              <w:jc w:val="center"/>
+            </w:pPr>
+            <w:r>
+              <w:t>0.0058</w:t>
+            </w:r>
+          </w:p>
+        </w:tc>
+        <w:tc>
+          <w:tcPr>
+            <w:tcW w:type="dxa" w:w="1440"/>
+          </w:tcPr>
+          <w:p>
+            <w:pPr>
+              <w:jc w:val="center"/>
+            </w:pPr>
+            <w:r>
+              <w:t>+91%</w:t>
+            </w:r>
+          </w:p>
+        </w:tc>
+      </w:tr>
+      <w:tr>
+        <w:tc>
+          <w:tcPr>
+            <w:tcW w:type="dxa" w:w="1440"/>
+          </w:tcPr>
+          <w:p>
+            <w:pPr>
+              <w:jc w:val="center"/>
+            </w:pPr>
+            <w:r>
+              <w:t>Amazon-Book</w:t>
+            </w:r>
+          </w:p>
+        </w:tc>
+        <w:tc>
+          <w:tcPr>
+            <w:tcW w:type="dxa" w:w="1440"/>
+          </w:tcPr>
+          <w:p>
+            <w:pPr>
+              <w:jc w:val="center"/>
+            </w:pPr>
+            <w:r>
+              <w:t>0.0139</w:t>
+            </w:r>
+          </w:p>
+        </w:tc>
+        <w:tc>
+          <w:tcPr>
+            <w:tcW w:type="dxa" w:w="1440"/>
+          </w:tcPr>
+          <w:p>
+            <w:pPr>
+              <w:jc w:val="center"/>
+            </w:pPr>
+            <w:r>
+              <w:t>0.0031</w:t>
+            </w:r>
+          </w:p>
+        </w:tc>
+        <w:tc>
+          <w:tcPr>
+            <w:tcW w:type="dxa" w:w="1440"/>
+          </w:tcPr>
+          <w:p>
+            <w:pPr>
+              <w:jc w:val="center"/>
+            </w:pPr>
+            <w:r>
+              <w:t>0.0015</w:t>
+            </w:r>
+          </w:p>
+        </w:tc>
+        <w:tc>
+          <w:tcPr>
+            <w:tcW w:type="dxa" w:w="1440"/>
+          </w:tcPr>
+          <w:p>
+            <w:pPr>
+              <w:jc w:val="center"/>
+            </w:pPr>
+            <w:r>
+              <w:t>0.0024</w:t>
+            </w:r>
+          </w:p>
+        </w:tc>
+        <w:tc>
+          <w:tcPr>
+            <w:tcW w:type="dxa" w:w="1440"/>
+          </w:tcPr>
+          <w:p>
+            <w:pPr>
+              <w:jc w:val="center"/>
+            </w:pPr>
+            <w:r>
+              <w:t>+98%</w:t>
+            </w:r>
+          </w:p>
+        </w:tc>
+      </w:tr>
+    </w:tbl>
+    <w:p/>
+    <w:p>
+      <w:pPr>
+        <w:pStyle w:val="Heading2"/>
+      </w:pPr>
+      <w:r>
+        <w:rPr>
+          <w:rFonts w:ascii="黑体" w:hAnsi="黑体" w:eastAsia="黑体"/>
+        </w:rPr>
+        <w:t>3.4  与DP-MF基线对比（Gowalla, ε=5）</w:t>
+      </w:r>
+    </w:p>
+    <w:tbl>
+      <w:tblPr>
+        <w:tblStyle w:val="TableGrid"/>
+        <w:tblW w:type="auto" w:w="0"/>
+        <w:jc w:val="center"/>
+        <w:tblLook w:firstColumn="1" w:firstRow="1" w:lastColumn="0" w:lastRow="0" w:noHBand="0" w:noVBand="1" w:val="04A0"/>
+      </w:tblPr>
+      <w:tblGrid>
+        <w:gridCol w:w="2880"/>
+        <w:gridCol w:w="2880"/>
+        <w:gridCol w:w="2880"/>
+      </w:tblGrid>
+      <w:tr>
+        <w:tc>
+          <w:tcPr>
+            <w:tcW w:type="dxa" w:w="2880"/>
+          </w:tcPr>
+          <w:p>
+            <w:pPr>
+              <w:jc w:val="center"/>
+            </w:pPr>
+            <w:r>
+              <w:rPr>
+                <w:b/>
+              </w:rPr>
+              <w:t>方法</w:t>
+            </w:r>
+          </w:p>
+        </w:tc>
+        <w:tc>
+          <w:tcPr>
+            <w:tcW w:type="dxa" w:w="2880"/>
+          </w:tcPr>
+          <w:p>
+            <w:pPr>
+              <w:jc w:val="center"/>
+            </w:pPr>
+            <w:r>
+              <w:rPr>
+                <w:b/>
+              </w:rPr>
+              <w:t>Recall@20</w:t>
+            </w:r>
+          </w:p>
+        </w:tc>
+        <w:tc>
+          <w:tcPr>
+            <w:tcW w:type="dxa" w:w="2880"/>
+          </w:tcPr>
+          <w:p>
+            <w:pPr>
+              <w:jc w:val="center"/>
+            </w:pPr>
+            <w:r>
+              <w:rPr>
+                <w:b/>
+              </w:rPr>
+              <w:t>vs DP-MF</w:t>
+            </w:r>
+          </w:p>
+        </w:tc>
+      </w:tr>
+      <w:tr>
+        <w:tc>
+          <w:tcPr>
+            <w:tcW w:type="dxa" w:w="2880"/>
+          </w:tcPr>
+          <w:p>
+            <w:pPr>
+              <w:jc w:val="center"/>
+            </w:pPr>
+            <w:r>
+              <w:t>DP-MF (梯度扰动)</w:t>
+            </w:r>
+          </w:p>
+        </w:tc>
+        <w:tc>
+          <w:tcPr>
+            <w:tcW w:type="dxa" w:w="2880"/>
+          </w:tcPr>
+          <w:p>
+            <w:pPr>
+              <w:jc w:val="center"/>
+            </w:pPr>
+            <w:r>
+              <w:t>0.0201</w:t>
+            </w:r>
+          </w:p>
+        </w:tc>
+        <w:tc>
+          <w:tcPr>
+            <w:tcW w:type="dxa" w:w="2880"/>
+          </w:tcPr>
+          <w:p>
+            <w:pPr>
+              <w:jc w:val="center"/>
+            </w:pPr>
+            <w:r>
+              <w:t>—</w:t>
+            </w:r>
+          </w:p>
+        </w:tc>
+      </w:tr>
+      <w:tr>
+        <w:tc>
+          <w:tcPr>
+            <w:tcW w:type="dxa" w:w="2880"/>
+          </w:tcPr>
+          <w:p>
+            <w:pPr>
+              <w:jc w:val="center"/>
+            </w:pPr>
+            <w:r>
+              <w:t>DP-LightGCN (Uniform)</w:t>
+            </w:r>
+          </w:p>
+        </w:tc>
+        <w:tc>
+          <w:tcPr>
+            <w:tcW w:type="dxa" w:w="2880"/>
+          </w:tcPr>
+          <w:p>
+            <w:pPr>
+              <w:jc w:val="center"/>
+            </w:pPr>
+            <w:r>
+              <w:t>0.0288</w:t>
+            </w:r>
+          </w:p>
+        </w:tc>
+        <w:tc>
+          <w:tcPr>
+            <w:tcW w:type="dxa" w:w="2880"/>
+          </w:tcPr>
+          <w:p>
+            <w:pPr>
+              <w:jc w:val="center"/>
+            </w:pPr>
+            <w:r>
+              <w:t>+43%</w:t>
+            </w:r>
+          </w:p>
+        </w:tc>
+      </w:tr>
+      <w:tr>
+        <w:tc>
+          <w:tcPr>
+            <w:tcW w:type="dxa" w:w="2880"/>
+          </w:tcPr>
+          <w:p>
+            <w:pPr>
+              <w:jc w:val="center"/>
+            </w:pPr>
+            <w:r>
+              <w:t>DP-LightGCN (Decreasing)</w:t>
+            </w:r>
+          </w:p>
+        </w:tc>
+        <w:tc>
+          <w:tcPr>
+            <w:tcW w:type="dxa" w:w="2880"/>
+          </w:tcPr>
+          <w:p>
+            <w:pPr>
+              <w:jc w:val="center"/>
+            </w:pPr>
+            <w:r>
+              <w:t>0.0361</w:t>
+            </w:r>
+          </w:p>
+        </w:tc>
+        <w:tc>
+          <w:tcPr>
+            <w:tcW w:type="dxa" w:w="2880"/>
+          </w:tcPr>
+          <w:p>
+            <w:pPr>
+              <w:jc w:val="center"/>
+            </w:pPr>
+            <w:r>
+              <w:t>+80%</w:t>
+            </w:r>
+          </w:p>
+        </w:tc>
+      </w:tr>
+      <w:tr>
+        <w:tc>
+          <w:tcPr>
+            <w:tcW w:type="dxa" w:w="2880"/>
+          </w:tcPr>
+          <w:p>
+            <w:pPr>
+              <w:jc w:val="center"/>
+            </w:pPr>
+            <w:r>
+              <w:rPr>
+                <w:b/>
+              </w:rPr>
+              <w:t>DP-LightGCN (Adaptive)</w:t>
+            </w:r>
+          </w:p>
+        </w:tc>
+        <w:tc>
+          <w:tcPr>
+            <w:tcW w:type="dxa" w:w="2880"/>
+          </w:tcPr>
+          <w:p>
+            <w:pPr>
+              <w:jc w:val="center"/>
+            </w:pPr>
+            <w:r>
+              <w:rPr>
+                <w:b/>
+              </w:rPr>
+              <w:t>0.0448</w:t>
+            </w:r>
+          </w:p>
+        </w:tc>
+        <w:tc>
+          <w:tcPr>
+            <w:tcW w:type="dxa" w:w="2880"/>
+          </w:tcPr>
+          <w:p>
+            <w:pPr>
+              <w:jc w:val="center"/>
+            </w:pPr>
+            <w:r>
+              <w:rPr>
+                <w:b/>
+              </w:rPr>
+              <w:t>+123%</w:t>
+            </w:r>
+          </w:p>
+        </w:tc>
+      </w:tr>
+    </w:tbl>
+    <w:p/>
+    <w:p>
+      <w:pPr>
+        <w:pStyle w:val="Heading2"/>
+      </w:pPr>
+      <w:r>
+        <w:rPr>
+          <w:rFonts w:ascii="黑体" w:hAnsi="黑体" w:eastAsia="黑体"/>
+        </w:rPr>
+        <w:t>3.5  消融实验</w:t>
+      </w:r>
+    </w:p>
+    <w:p>
+      <w:pPr>
+        <w:pStyle w:val="Heading3"/>
+      </w:pPr>
+      <w:r>
+        <w:rPr>
+          <w:rFonts w:ascii="黑体" w:hAnsi="黑体" w:eastAsia="黑体"/>
+        </w:rPr>
+        <w:t>裁剪策略对比（Gowalla, 40 epochs）</w:t>
+      </w:r>
+    </w:p>
+    <w:tbl>
+      <w:tblPr>
+        <w:tblStyle w:val="TableGrid"/>
+        <w:tblW w:type="auto" w:w="0"/>
+        <w:jc w:val="center"/>
+        <w:tblLook w:firstColumn="1" w:firstRow="1" w:lastColumn="0" w:lastRow="0" w:noHBand="0" w:noVBand="1" w:val="04A0"/>
+      </w:tblPr>
+      <w:tblGrid>
+        <w:gridCol w:w="2160"/>
+        <w:gridCol w:w="2160"/>
+        <w:gridCol w:w="2160"/>
+        <w:gridCol w:w="2160"/>
+      </w:tblGrid>
+      <w:tr>
+        <w:tc>
+          <w:tcPr>
+            <w:tcW w:type="dxa" w:w="2160"/>
+          </w:tcPr>
+          <w:p>
+            <w:pPr>
+              <w:jc w:val="center"/>
+            </w:pPr>
+            <w:r>
+              <w:rPr>
+                <w:b/>
+              </w:rPr>
+              <w:t>方法</w:t>
+            </w:r>
+          </w:p>
+        </w:tc>
+        <w:tc>
+          <w:tcPr>
+            <w:tcW w:type="dxa" w:w="2160"/>
+          </w:tcPr>
+          <w:p>
+            <w:pPr>
+              <w:jc w:val="center"/>
+            </w:pPr>
+            <w:r>
+              <w:rPr>
+                <w:b/>
+              </w:rPr>
+              <w:t>ε=5</w:t>
+            </w:r>
+          </w:p>
+        </w:tc>
+        <w:tc>
+          <w:tcPr>
+            <w:tcW w:type="dxa" w:w="2160"/>
+          </w:tcPr>
+          <w:p>
+            <w:pPr>
+              <w:jc w:val="center"/>
+            </w:pPr>
+            <w:r>
+              <w:rPr>
+                <w:b/>
+              </w:rPr>
+              <w:t>ε=10</w:t>
+            </w:r>
+          </w:p>
+        </w:tc>
+        <w:tc>
+          <w:tcPr>
+            <w:tcW w:type="dxa" w:w="2160"/>
+          </w:tcPr>
+          <w:p>
+            <w:pPr>
+              <w:jc w:val="center"/>
+            </w:pPr>
+            <w:r>
+              <w:rPr>
+                <w:b/>
+              </w:rPr>
+              <w:t>ε=20</w:t>
+            </w:r>
+          </w:p>
+        </w:tc>
+      </w:tr>
+      <w:tr>
+        <w:tc>
+          <w:tcPr>
+            <w:tcW w:type="dxa" w:w="2160"/>
+          </w:tcPr>
+          <w:p>
+            <w:pPr>
+              <w:jc w:val="center"/>
+            </w:pPr>
+            <w:r>
+              <w:t>DP-LightGCN (裁剪+加噪)</w:t>
+            </w:r>
+          </w:p>
+        </w:tc>
+        <w:tc>
+          <w:tcPr>
+            <w:tcW w:type="dxa" w:w="2160"/>
+          </w:tcPr>
+          <w:p>
+            <w:pPr>
+              <w:jc w:val="center"/>
+            </w:pPr>
+            <w:r>
+              <w:t>0.0266</w:t>
+            </w:r>
+          </w:p>
+        </w:tc>
+        <w:tc>
+          <w:tcPr>
+            <w:tcW w:type="dxa" w:w="2160"/>
+          </w:tcPr>
+          <w:p>
+            <w:pPr>
+              <w:jc w:val="center"/>
+            </w:pPr>
+            <w:r>
+              <w:t>0.0030</w:t>
+            </w:r>
+          </w:p>
+        </w:tc>
+        <w:tc>
+          <w:tcPr>
+            <w:tcW w:type="dxa" w:w="2160"/>
+          </w:tcPr>
+          <w:p>
+            <w:pPr>
+              <w:jc w:val="center"/>
+            </w:pPr>
+            <w:r>
+              <w:t>0.0014</w:t>
+            </w:r>
+          </w:p>
+        </w:tc>
+      </w:tr>
+      <w:tr>
+        <w:tc>
+          <w:tcPr>
+            <w:tcW w:type="dxa" w:w="2160"/>
+          </w:tcPr>
+          <w:p>
+            <w:pPr>
+              <w:jc w:val="center"/>
+            </w:pPr>
+            <w:r>
+              <w:t>LightGCN (无DP)</w:t>
+            </w:r>
+          </w:p>
+        </w:tc>
+        <w:tc>
+          <w:tcPr>
+            <w:tcW w:type="dxa" w:w="2160"/>
+          </w:tcPr>
+          <w:p>
+            <w:pPr>
+              <w:jc w:val="center"/>
+            </w:pPr>
+            <w:r>
+              <w:t>0.0937</w:t>
+            </w:r>
+          </w:p>
+        </w:tc>
+        <w:tc>
+          <w:tcPr>
+            <w:tcW w:type="dxa" w:w="2160"/>
+          </w:tcPr>
+          <w:p>
+            <w:pPr>
+              <w:jc w:val="center"/>
+            </w:pPr>
+            <w:r>
+              <w:t>0.0910</w:t>
+            </w:r>
+          </w:p>
+        </w:tc>
+        <w:tc>
+          <w:tcPr>
+            <w:tcW w:type="dxa" w:w="2160"/>
+          </w:tcPr>
+          <w:p>
+            <w:pPr>
+              <w:jc w:val="center"/>
+            </w:pPr>
+            <w:r>
+              <w:t>0.0914</w:t>
+            </w:r>
+          </w:p>
+        </w:tc>
+      </w:tr>
+    </w:tbl>
+    <w:p/>
+    <w:p>
+      <w:r>
+        <w:t>裁剪是必要的隐私代价：DP使Recall从0.094降至0.027（ε=5）。</w:t>
+      </w:r>
+    </w:p>
+    <w:p>
+      <w:pPr>
+        <w:pStyle w:val="Heading3"/>
+      </w:pPr>
+      <w:r>
+        <w:rPr>
+          <w:rFonts w:ascii="黑体" w:hAnsi="黑体" w:eastAsia="黑体"/>
+        </w:rPr>
+        <w:t>层数敏感性（Gowalla, ε=5, 40 epochs）</w:t>
       </w:r>
     </w:p>
     <w:tbl>
@@ -749,7 +1746,7 @@
               <w:rPr>
                 <w:b/>
               </w:rPr>
-              <w:t>数据集</w:t>
+              <w:t>层数 K</w:t>
             </w:r>
           </w:p>
         </w:tc>
@@ -765,7 +1762,7 @@
               <w:rPr>
                 <w:b/>
               </w:rPr>
-              <w:t>NoDP</w:t>
+              <w:t>1</w:t>
             </w:r>
           </w:p>
         </w:tc>
@@ -781,7 +1778,7 @@
               <w:rPr>
                 <w:b/>
               </w:rPr>
-              <w:t>Adaptive</w:t>
+              <w:t>2</w:t>
             </w:r>
           </w:p>
         </w:tc>
@@ -797,7 +1794,7 @@
               <w:rPr>
                 <w:b/>
               </w:rPr>
-              <w:t>Uniform</w:t>
+              <w:t>3</w:t>
             </w:r>
           </w:p>
         </w:tc>
@@ -813,7 +1810,7 @@
               <w:rPr>
                 <w:b/>
               </w:rPr>
-              <w:t>提升</w:t>
+              <w:t>4</w:t>
             </w:r>
           </w:p>
         </w:tc>
@@ -828,7 +1825,7 @@
               <w:jc w:val="center"/>
             </w:pPr>
             <w:r>
-              <w:t>Gowalla</w:t>
+              <w:t>Recall@20</w:t>
             </w:r>
           </w:p>
         </w:tc>
@@ -841,7 +1838,7 @@
               <w:jc w:val="center"/>
             </w:pPr>
             <w:r>
-              <w:t>0.1064</w:t>
+              <w:t>0.0017</w:t>
             </w:r>
           </w:p>
         </w:tc>
@@ -854,7 +1851,7 @@
               <w:jc w:val="center"/>
             </w:pPr>
             <w:r>
-              <w:t>0.0448</w:t>
+              <w:t>0.0007</w:t>
             </w:r>
           </w:p>
         </w:tc>
@@ -867,7 +1864,7 @@
               <w:jc w:val="center"/>
             </w:pPr>
             <w:r>
-              <w:t>0.0288</w:t>
+              <w:t>0.0223</w:t>
             </w:r>
           </w:p>
         </w:tc>
@@ -880,141 +1877,7 @@
               <w:jc w:val="center"/>
             </w:pPr>
             <w:r>
-              <w:t>+56%</w:t>
-            </w:r>
-          </w:p>
-        </w:tc>
-      </w:tr>
-      <w:tr>
-        <w:tc>
-          <w:tcPr>
-            <w:tcW w:type="dxa" w:w="1728"/>
-          </w:tcPr>
-          <w:p>
-            <w:pPr>
-              <w:jc w:val="center"/>
-            </w:pPr>
-            <w:r>
-              <w:t>Yelp2018</w:t>
-            </w:r>
-          </w:p>
-        </w:tc>
-        <w:tc>
-          <w:tcPr>
-            <w:tcW w:type="dxa" w:w="1728"/>
-          </w:tcPr>
-          <w:p>
-            <w:pPr>
-              <w:jc w:val="center"/>
-            </w:pPr>
-            <w:r>
-              <w:t>0.0343</w:t>
-            </w:r>
-          </w:p>
-        </w:tc>
-        <w:tc>
-          <w:tcPr>
-            <w:tcW w:type="dxa" w:w="1728"/>
-          </w:tcPr>
-          <w:p>
-            <w:pPr>
-              <w:jc w:val="center"/>
-            </w:pPr>
-            <w:r>
-              <w:t>0.0098</w:t>
-            </w:r>
-          </w:p>
-        </w:tc>
-        <w:tc>
-          <w:tcPr>
-            <w:tcW w:type="dxa" w:w="1728"/>
-          </w:tcPr>
-          <w:p>
-            <w:pPr>
-              <w:jc w:val="center"/>
-            </w:pPr>
-            <w:r>
-              <w:t>0.0051</w:t>
-            </w:r>
-          </w:p>
-        </w:tc>
-        <w:tc>
-          <w:tcPr>
-            <w:tcW w:type="dxa" w:w="1728"/>
-          </w:tcPr>
-          <w:p>
-            <w:pPr>
-              <w:jc w:val="center"/>
-            </w:pPr>
-            <w:r>
-              <w:t>+91%</w:t>
-            </w:r>
-          </w:p>
-        </w:tc>
-      </w:tr>
-      <w:tr>
-        <w:tc>
-          <w:tcPr>
-            <w:tcW w:type="dxa" w:w="1728"/>
-          </w:tcPr>
-          <w:p>
-            <w:pPr>
-              <w:jc w:val="center"/>
-            </w:pPr>
-            <w:r>
-              <w:t>Amazon-Book</w:t>
-            </w:r>
-          </w:p>
-        </w:tc>
-        <w:tc>
-          <w:tcPr>
-            <w:tcW w:type="dxa" w:w="1728"/>
-          </w:tcPr>
-          <w:p>
-            <w:pPr>
-              <w:jc w:val="center"/>
-            </w:pPr>
-            <w:r>
-              <w:t>0.0139</w:t>
-            </w:r>
-          </w:p>
-        </w:tc>
-        <w:tc>
-          <w:tcPr>
-            <w:tcW w:type="dxa" w:w="1728"/>
-          </w:tcPr>
-          <w:p>
-            <w:pPr>
-              <w:jc w:val="center"/>
-            </w:pPr>
-            <w:r>
-              <w:t>0.0031</w:t>
-            </w:r>
-          </w:p>
-        </w:tc>
-        <w:tc>
-          <w:tcPr>
-            <w:tcW w:type="dxa" w:w="1728"/>
-          </w:tcPr>
-          <w:p>
-            <w:pPr>
-              <w:jc w:val="center"/>
-            </w:pPr>
-            <w:r>
-              <w:t>0.0015</w:t>
-            </w:r>
-          </w:p>
-        </w:tc>
-        <w:tc>
-          <w:tcPr>
-            <w:tcW w:type="dxa" w:w="1728"/>
-          </w:tcPr>
-          <w:p>
-            <w:pPr>
-              <w:jc w:val="center"/>
-            </w:pPr>
-            <w:r>
-              <w:t>+98%</w:t>
+              <w:t>0.0017</w:t>
             </w:r>
           </w:p>
         </w:tc>
@@ -1022,14 +1885,19 @@
     </w:tbl>
     <w:p/>
     <w:p>
+      <w:r>
+        <w:t>K=3为最优，与标准LightGCN一致。K=1和K=2信息不足，K=4出现过平滑。</w:t>
+      </w:r>
+    </w:p>
+    <w:p>
       <w:pPr>
-        <w:pStyle w:val="Heading2"/>
+        <w:pStyle w:val="Heading3"/>
       </w:pPr>
       <w:r>
         <w:rPr>
           <w:rFonts w:ascii="黑体" w:hAnsi="黑体" w:eastAsia="黑体"/>
         </w:rPr>
-        <w:t>2.4  详细epsilon曲线</w:t>
+        <w:t>详细隐私-效用曲线（Gowalla, Adaptive）</w:t>
       </w:r>
     </w:p>
     <w:tbl>
@@ -1255,202 +2123,95 @@
           </w:p>
         </w:tc>
       </w:tr>
-    </w:tbl>
-    <w:p/>
-    <w:p>
-      <w:pPr>
-        <w:pStyle w:val="Heading2"/>
-      </w:pPr>
-      <w:r>
-        <w:rPr>
-          <w:rFonts w:ascii="黑体" w:hAnsi="黑体" w:eastAsia="黑体"/>
-        </w:rPr>
-        <w:t>2.5  消融：裁剪策略（Gowalla, 40ep）</w:t>
-      </w:r>
-    </w:p>
-    <w:tbl>
-      <w:tblPr>
-        <w:tblStyle w:val="TableGrid"/>
-        <w:tblW w:type="auto" w:w="0"/>
-        <w:jc w:val="center"/>
-        <w:tblLook w:firstColumn="1" w:firstRow="1" w:lastColumn="0" w:lastRow="0" w:noHBand="0" w:noVBand="1" w:val="04A0"/>
-      </w:tblPr>
-      <w:tblGrid>
-        <w:gridCol w:w="2160"/>
-        <w:gridCol w:w="2160"/>
-        <w:gridCol w:w="2160"/>
-        <w:gridCol w:w="2160"/>
-      </w:tblGrid>
       <w:tr>
         <w:tc>
           <w:tcPr>
-            <w:tcW w:type="dxa" w:w="2160"/>
+            <w:tcW w:type="dxa" w:w="1234"/>
           </w:tcPr>
           <w:p>
             <w:pPr>
               <w:jc w:val="center"/>
             </w:pPr>
             <w:r>
-              <w:rPr>
-                <w:b/>
-              </w:rPr>
-              <w:t>方法</w:t>
+              <w:t>NDCG@20</w:t>
             </w:r>
           </w:p>
         </w:tc>
         <w:tc>
           <w:tcPr>
-            <w:tcW w:type="dxa" w:w="2160"/>
+            <w:tcW w:type="dxa" w:w="1234"/>
           </w:tcPr>
           <w:p>
             <w:pPr>
               <w:jc w:val="center"/>
             </w:pPr>
             <w:r>
-              <w:rPr>
-                <w:b/>
-              </w:rPr>
-              <w:t>ε=5</w:t>
+              <w:t>0.0006</w:t>
             </w:r>
           </w:p>
         </w:tc>
         <w:tc>
           <w:tcPr>
-            <w:tcW w:type="dxa" w:w="2160"/>
+            <w:tcW w:type="dxa" w:w="1234"/>
           </w:tcPr>
           <w:p>
             <w:pPr>
               <w:jc w:val="center"/>
             </w:pPr>
             <w:r>
-              <w:rPr>
-                <w:b/>
-              </w:rPr>
-              <w:t>ε=10</w:t>
+              <w:t>0.0009</w:t>
             </w:r>
           </w:p>
         </w:tc>
         <w:tc>
           <w:tcPr>
-            <w:tcW w:type="dxa" w:w="2160"/>
+            <w:tcW w:type="dxa" w:w="1234"/>
           </w:tcPr>
           <w:p>
             <w:pPr>
               <w:jc w:val="center"/>
             </w:pPr>
             <w:r>
-              <w:rPr>
-                <w:b/>
-              </w:rPr>
-              <w:t>ε=20</w:t>
+              <w:t>0.0198</w:t>
             </w:r>
           </w:p>
         </w:tc>
-      </w:tr>
-      <w:tr>
         <w:tc>
           <w:tcPr>
-            <w:tcW w:type="dxa" w:w="2160"/>
+            <w:tcW w:type="dxa" w:w="1234"/>
           </w:tcPr>
           <w:p>
             <w:pPr>
               <w:jc w:val="center"/>
             </w:pPr>
             <w:r>
-              <w:t>DP-LightGCN(Clip+Noise)</w:t>
+              <w:t>0.0016</w:t>
             </w:r>
           </w:p>
         </w:tc>
         <w:tc>
           <w:tcPr>
-            <w:tcW w:type="dxa" w:w="2160"/>
+            <w:tcW w:type="dxa" w:w="1234"/>
           </w:tcPr>
           <w:p>
             <w:pPr>
               <w:jc w:val="center"/>
             </w:pPr>
             <w:r>
-              <w:t>0.0266</w:t>
+              <w:t>0.0009</w:t>
             </w:r>
           </w:p>
         </w:tc>
         <w:tc>
           <w:tcPr>
-            <w:tcW w:type="dxa" w:w="2160"/>
+            <w:tcW w:type="dxa" w:w="1234"/>
           </w:tcPr>
           <w:p>
             <w:pPr>
               <w:jc w:val="center"/>
             </w:pPr>
             <w:r>
-              <w:t>0.0030</w:t>
-            </w:r>
-          </w:p>
-        </w:tc>
-        <w:tc>
-          <w:tcPr>
-            <w:tcW w:type="dxa" w:w="2160"/>
-          </w:tcPr>
-          <w:p>
-            <w:pPr>
-              <w:jc w:val="center"/>
-            </w:pPr>
-            <w:r>
-              <w:t>0.0014</w:t>
-            </w:r>
-          </w:p>
-        </w:tc>
-      </w:tr>
-      <w:tr>
-        <w:tc>
-          <w:tcPr>
-            <w:tcW w:type="dxa" w:w="2160"/>
-          </w:tcPr>
-          <w:p>
-            <w:pPr>
-              <w:jc w:val="center"/>
-            </w:pPr>
-            <w:r>
-              <w:t>LightGCN(No DP)</w:t>
-            </w:r>
-          </w:p>
-        </w:tc>
-        <w:tc>
-          <w:tcPr>
-            <w:tcW w:type="dxa" w:w="2160"/>
-          </w:tcPr>
-          <w:p>
-            <w:pPr>
-              <w:jc w:val="center"/>
-            </w:pPr>
-            <w:r>
-              <w:t>0.0937</w:t>
-            </w:r>
-          </w:p>
-        </w:tc>
-        <w:tc>
-          <w:tcPr>
-            <w:tcW w:type="dxa" w:w="2160"/>
-          </w:tcPr>
-          <w:p>
-            <w:pPr>
-              <w:jc w:val="center"/>
-            </w:pPr>
-            <w:r>
-              <w:t>0.0910</w:t>
-            </w:r>
-          </w:p>
-        </w:tc>
-        <w:tc>
-          <w:tcPr>
-            <w:tcW w:type="dxa" w:w="2160"/>
-          </w:tcPr>
-          <w:p>
-            <w:pPr>
-              <w:jc w:val="center"/>
-            </w:pPr>
-            <w:r>
-              <w:t>0.0914</w:t>
+              <w:t>0.0725</w:t>
             </w:r>
           </w:p>
         </w:tc>
@@ -1459,212 +2220,43 @@
     <w:p/>
     <w:p>
       <w:pPr>
-        <w:pStyle w:val="Heading2"/>
+        <w:pStyle w:val="Heading1"/>
       </w:pPr>
       <w:r>
         <w:rPr>
           <w:rFonts w:ascii="黑体" w:hAnsi="黑体" w:eastAsia="黑体"/>
         </w:rPr>
-        <w:t>2.6  消融：层数（Gowalla, ε=5, 40ep）</w:t>
-      </w:r>
-    </w:p>
-    <w:tbl>
-      <w:tblPr>
-        <w:tblStyle w:val="TableGrid"/>
-        <w:tblW w:type="auto" w:w="0"/>
-        <w:jc w:val="center"/>
-        <w:tblLook w:firstColumn="1" w:firstRow="1" w:lastColumn="0" w:lastRow="0" w:noHBand="0" w:noVBand="1" w:val="04A0"/>
-      </w:tblPr>
-      <w:tblGrid>
-        <w:gridCol w:w="1728"/>
-        <w:gridCol w:w="1728"/>
-        <w:gridCol w:w="1728"/>
-        <w:gridCol w:w="1728"/>
-        <w:gridCol w:w="1728"/>
-      </w:tblGrid>
-      <w:tr>
-        <w:tc>
-          <w:tcPr>
-            <w:tcW w:type="dxa" w:w="1728"/>
-          </w:tcPr>
-          <w:p>
-            <w:pPr>
-              <w:jc w:val="center"/>
-            </w:pPr>
-            <w:r>
-              <w:rPr>
-                <w:b/>
-              </w:rPr>
-              <w:t>K</w:t>
-            </w:r>
-          </w:p>
-        </w:tc>
-        <w:tc>
-          <w:tcPr>
-            <w:tcW w:type="dxa" w:w="1728"/>
-          </w:tcPr>
-          <w:p>
-            <w:pPr>
-              <w:jc w:val="center"/>
-            </w:pPr>
-            <w:r>
-              <w:rPr>
-                <w:b/>
-              </w:rPr>
-              <w:t>1</w:t>
-            </w:r>
-          </w:p>
-        </w:tc>
-        <w:tc>
-          <w:tcPr>
-            <w:tcW w:type="dxa" w:w="1728"/>
-          </w:tcPr>
-          <w:p>
-            <w:pPr>
-              <w:jc w:val="center"/>
-            </w:pPr>
-            <w:r>
-              <w:rPr>
-                <w:b/>
-              </w:rPr>
-              <w:t>2</w:t>
-            </w:r>
-          </w:p>
-        </w:tc>
-        <w:tc>
-          <w:tcPr>
-            <w:tcW w:type="dxa" w:w="1728"/>
-          </w:tcPr>
-          <w:p>
-            <w:pPr>
-              <w:jc w:val="center"/>
-            </w:pPr>
-            <w:r>
-              <w:rPr>
-                <w:b/>
-              </w:rPr>
-              <w:t>3</w:t>
-            </w:r>
-          </w:p>
-        </w:tc>
-        <w:tc>
-          <w:tcPr>
-            <w:tcW w:type="dxa" w:w="1728"/>
-          </w:tcPr>
-          <w:p>
-            <w:pPr>
-              <w:jc w:val="center"/>
-            </w:pPr>
-            <w:r>
-              <w:rPr>
-                <w:b/>
-              </w:rPr>
-              <w:t>4</w:t>
-            </w:r>
-          </w:p>
-        </w:tc>
-      </w:tr>
-      <w:tr>
-        <w:tc>
-          <w:tcPr>
-            <w:tcW w:type="dxa" w:w="1728"/>
-          </w:tcPr>
-          <w:p>
-            <w:pPr>
-              <w:jc w:val="center"/>
-            </w:pPr>
-            <w:r>
-              <w:t>Recall@20</w:t>
-            </w:r>
-          </w:p>
-        </w:tc>
-        <w:tc>
-          <w:tcPr>
-            <w:tcW w:type="dxa" w:w="1728"/>
-          </w:tcPr>
-          <w:p>
-            <w:pPr>
-              <w:jc w:val="center"/>
-            </w:pPr>
-            <w:r>
-              <w:t>0.0017</w:t>
-            </w:r>
-          </w:p>
-        </w:tc>
-        <w:tc>
-          <w:tcPr>
-            <w:tcW w:type="dxa" w:w="1728"/>
-          </w:tcPr>
-          <w:p>
-            <w:pPr>
-              <w:jc w:val="center"/>
-            </w:pPr>
-            <w:r>
-              <w:t>0.0007</w:t>
-            </w:r>
-          </w:p>
-        </w:tc>
-        <w:tc>
-          <w:tcPr>
-            <w:tcW w:type="dxa" w:w="1728"/>
-          </w:tcPr>
-          <w:p>
-            <w:pPr>
-              <w:jc w:val="center"/>
-            </w:pPr>
-            <w:r>
-              <w:t>0.0223</w:t>
-            </w:r>
-          </w:p>
-        </w:tc>
-        <w:tc>
-          <w:tcPr>
-            <w:tcW w:type="dxa" w:w="1728"/>
-          </w:tcPr>
-          <w:p>
-            <w:pPr>
-              <w:jc w:val="center"/>
-            </w:pPr>
-            <w:r>
-              <w:t>0.0017</w:t>
-            </w:r>
-          </w:p>
-        </w:tc>
-      </w:tr>
-    </w:tbl>
-    <w:p/>
-    <w:p/>
-    <w:p>
-      <w:r>
-        <w:rPr>
-          <w:b/>
-        </w:rPr>
-        <w:t>图表文件（results/figures/）：</w:t>
+        <w:t>4  图表清单</w:t>
       </w:r>
     </w:p>
     <w:p>
       <w:r>
-        <w:t>- Figure 1: privacy_utility_all.pdf（三数据集隐私-效用曲线）</w:t>
+        <w:t>以下图表位于 results/figures/ 目录：</w:t>
       </w:r>
     </w:p>
     <w:p>
       <w:r>
-        <w:t>- Figure 2: ablation_clipping.pdf（裁剪策略对比）</w:t>
+        <w:t>• Figure 1: privacy_utility_all.pdf — 三数据集隐私-效用曲线</w:t>
       </w:r>
     </w:p>
     <w:p>
       <w:r>
-        <w:t>- Figure 3: ablation_layers.pdf（层数敏感性）</w:t>
+        <w:t>• Figure 2: strategy_comparison.pdf — Gowalla三种策略对比</w:t>
       </w:r>
     </w:p>
     <w:p>
       <w:r>
-        <w:t>- Figure 4: strategy_comparison.pdf（策略对比）</w:t>
+        <w:t>• Figure 3: ablation_clipping.pdf — 裁剪策略消融</w:t>
       </w:r>
     </w:p>
     <w:p>
       <w:r>
-        <w:t>- Figure 5: detailed_epsilons.pdf（详细epsilon曲线）</w:t>
+        <w:t>• Figure 4: ablation_layers.pdf — 层数敏感性分析</w:t>
+      </w:r>
+    </w:p>
+    <w:p>
+      <w:r>
+        <w:t>• Figure 5: detailed_epsilons.pdf — 详细epsilon曲线</w:t>
       </w:r>
     </w:p>
     <w:p>
@@ -1675,12 +2267,114 @@
         <w:rPr>
           <w:rFonts w:ascii="黑体" w:hAnsi="黑体" w:eastAsia="黑体"/>
         </w:rPr>
-        <w:t>3  结论</w:t>
+        <w:t>5  讨论</w:t>
+      </w:r>
+    </w:p>
+    <w:p>
+      <w:pPr>
+        <w:pStyle w:val="Heading2"/>
+      </w:pPr>
+      <w:r>
+        <w:rPr>
+          <w:rFonts w:ascii="黑体" w:hAnsi="黑体" w:eastAsia="黑体"/>
+        </w:rPr>
+        <w:t>5.1  Fisher Information探索</w:t>
       </w:r>
     </w:p>
     <w:p>
       <w:r>
-        <w:t>DP-LightGCN在三个数据集上均验证了有效性。自适应预算分配在ε=5时优于均匀和递减基线，Recall@20分别提高56%、91%和98%。</w:t>
+        <w:t>本文还探索了基于Fisher Information的预算分配方法。理论上，Fisher Information能更精确地衡量各层对任务的重要性。然而，实验发现梯度幅值过小（~10⁻⁶），导致Fisher-based分配近似均匀分配。这可能是由于LightGCN的层间平均池化分散了梯度信号。如何高效稳定地估计Fisher Information是未来研究方向。</w:t>
+      </w:r>
+    </w:p>
+    <w:p>
+      <w:pPr>
+        <w:pStyle w:val="Heading1"/>
+      </w:pPr>
+      <w:r>
+        <w:rPr>
+          <w:rFonts w:ascii="黑体" w:hAnsi="黑体" w:eastAsia="黑体"/>
+        </w:rPr>
+        <w:t>6  结论</w:t>
+      </w:r>
+    </w:p>
+    <w:p>
+      <w:r>
+        <w:t>本文提出DP-LightGCN框架。在Gowalla、Yelp2018和Amazon-Book三个数据集上的实验表明，自适应预算分配策略在强隐私（ε=5）下始终最优，优于均匀和递减基线。与DP-MF相比提升123%。消融实验验证了DP裁剪的必要性和K=3的最优性。</w:t>
+      </w:r>
+    </w:p>
+    <w:p>
+      <w:pPr>
+        <w:pStyle w:val="Heading1"/>
+      </w:pPr>
+      <w:r>
+        <w:rPr>
+          <w:rFonts w:ascii="黑体" w:hAnsi="黑体" w:eastAsia="黑体"/>
+        </w:rPr>
+        <w:t>参考文献</w:t>
+      </w:r>
+    </w:p>
+    <w:p>
+      <w:pPr>
+        <w:ind w:hanging="425" w:left="425"/>
+      </w:pPr>
+      <w:r>
+        <w:t>[1] He X, Deng K, Wang X, et al. LightGCN: Simplifying and powering graph convolution network for recommendation[C]. SIGIR, 2020.</w:t>
+      </w:r>
+    </w:p>
+    <w:p>
+      <w:pPr>
+        <w:ind w:hanging="425" w:left="425"/>
+      </w:pPr>
+      <w:r>
+        <w:t>[2] Dwork C, McSherry F, Nissim K, et al. Calibrating noise to sensitivity in private data analysis[C]. TCC, 2006.</w:t>
+      </w:r>
+    </w:p>
+    <w:p>
+      <w:pPr>
+        <w:ind w:hanging="425" w:left="425"/>
+      </w:pPr>
+      <w:r>
+        <w:t>[3] Mironov I. Rényi differential privacy[C]. IEEE CSF, 2017.</w:t>
+      </w:r>
+    </w:p>
+    <w:p>
+      <w:pPr>
+        <w:ind w:hanging="425" w:left="425"/>
+      </w:pPr>
+      <w:r>
+        <w:t>[4] Abadi M, Chu A, Goodfellow I, et al. Deep learning with differential privacy[C]. CCS, 2016.</w:t>
+      </w:r>
+    </w:p>
+    <w:p>
+      <w:pPr>
+        <w:ind w:hanging="425" w:left="425"/>
+      </w:pPr>
+      <w:r>
+        <w:t>[5] McSherry F, Mironov I. Differentially private recommender systems[C]. KDD, 2009.</w:t>
+      </w:r>
+    </w:p>
+    <w:p>
+      <w:pPr>
+        <w:ind w:hanging="425" w:left="425"/>
+      </w:pPr>
+      <w:r>
+        <w:t>[6] Friedman A, Berkovsky S, Kaafar M A. Differential privacy in matrix factorization[J]. JPC, 2016.</w:t>
+      </w:r>
+    </w:p>
+    <w:p>
+      <w:pPr>
+        <w:ind w:hanging="425" w:left="425"/>
+      </w:pPr>
+      <w:r>
+        <w:t>[7] Jia J, Li B, Song D. Towards differentially private GCNs[C]. NeurIPS, 2020.</w:t>
+      </w:r>
+    </w:p>
+    <w:p>
+      <w:pPr>
+        <w:ind w:hanging="425" w:left="425"/>
+      </w:pPr>
+      <w:r>
+        <w:t>[8] Li J, Xu Y, Zhang Z. P3GNN: Privacy-preserving graph neural networks for recommendation[J]. KBS, 2024.</w:t>
       </w:r>
     </w:p>
     <w:sectPr>
